--- a/CSE4100_Field_Work_Report_Md_Mahamudul_Islam_Riad.docx
+++ b/CSE4100_Field_Work_Report_Md_Mahamudul_Islam_Riad.docx
@@ -142,7 +142,7 @@
           <w:b/>
           <w:sz w:val="24"/>
         </w:rPr>
-        <w:t>[Submission Month, Year]</w:t>
+        <w:t>June 2026</w:t>
       </w:r>
     </w:p>
     <w:p>
@@ -217,7 +217,7 @@
           <w:b w:val="0"/>
           <w:sz w:val="24"/>
         </w:rPr>
-        <w:t>[Name of the Supervisor]</w:t>
+        <w:t>Arjan Ghosh</w:t>
       </w:r>
     </w:p>
     <w:p>
@@ -230,7 +230,7 @@
           <w:b w:val="0"/>
           <w:sz w:val="24"/>
         </w:rPr>
-        <w:t>[Designation]</w:t>
+        <w:t>Lecturer</w:t>
       </w:r>
     </w:p>
     <w:p>
@@ -309,7 +309,7 @@
           <w:b w:val="0"/>
           <w:sz w:val="24"/>
         </w:rPr>
-        <w:t>[Section]</w:t>
+        <w:t>8E</w:t>
       </w:r>
     </w:p>
     <w:p>
@@ -342,7 +342,7 @@
           <w:b w:val="0"/>
           <w:sz w:val="24"/>
         </w:rPr>
-        <w:t>First of all, I would like to express my sincere gratitude to Almighty Allah for giving me the strength, patience, and opportunity to complete this field work report successfully.</w:t>
+        <w:t>First of all, I would like to express my sincere gratitude to Almighty Allah for giving me the strength, patience, and opportunity to complete this field work and prepare this report.</w:t>
       </w:r>
     </w:p>
     <w:p>
@@ -355,7 +355,7 @@
           <w:b w:val="0"/>
           <w:sz w:val="24"/>
         </w:rPr>
-        <w:t>I am deeply thankful to my supervisor, [Name of the Supervisor], [Designation], Department of Computer Science and Engineering, Northern University of Business and Technology Khulna, for guiding me throughout this training period. Their valuable suggestions, continuous support, and constructive feedback helped me stay on the right track and improve the quality of my work.</w:t>
+        <w:t>I am especially grateful to my supervisor, Arjan Ghosh, Lecturer, Department of Computer Science and Engineering, Northern University of Business and Technology Khulna. From the early planning stage to the final review, he guided me with practical suggestions and honest feedback. His direction helped me stay focused and improve both the quality of the software and the clarity of this report.</w:t>
       </w:r>
     </w:p>
     <w:p>
@@ -368,7 +368,7 @@
           <w:b w:val="0"/>
           <w:sz w:val="24"/>
         </w:rPr>
-        <w:t>I would also like to thank the faculty members and staff of the CSE department for their cooperation during the development and testing phase of the attendance management system. Their practical insights about daily classroom operations made it easier for me to understand real problems and design useful solutions.</w:t>
+        <w:t>I would also like to thank the faculty members and staff of the CSE department for sharing their experience about classroom management. Their comments about attendance collection, section handling, and exam eligibility rules helped me understand the real problems behind this project.</w:t>
       </w:r>
     </w:p>
     <w:p>
@@ -381,7 +381,7 @@
           <w:b w:val="0"/>
           <w:sz w:val="24"/>
         </w:rPr>
-        <w:t>Special thanks go to my classmates, especially the class representatives, who shared their experience with manual attendance tracking and helped me validate whether the system was actually usable in a real academic environment.</w:t>
+        <w:t>I am thankful to my classmates and class representatives of Section 8E, who gave me feedback during testing. Their day-to-day experience with manual attendance tracking helped me check whether the system was actually useful, not just technically complete.</w:t>
       </w:r>
     </w:p>
     <w:p>
@@ -394,7 +394,7 @@
           <w:b w:val="0"/>
           <w:sz w:val="24"/>
         </w:rPr>
-        <w:t>Finally, I am grateful to my family and friends for their encouragement and moral support during this field work journey.</w:t>
+        <w:t>Finally, I owe thanks to my family and friends for their continuous encouragement throughout this training period.</w:t>
       </w:r>
     </w:p>
     <w:p/>
@@ -422,7 +422,7 @@
           <w:b w:val="0"/>
           <w:sz w:val="24"/>
         </w:rPr>
-        <w:t>[Submission Month, Year]</w:t>
+        <w:t>June 2026</w:t>
       </w:r>
     </w:p>
     <w:p>
@@ -1109,70 +1109,315 @@
     </w:p>
     <w:p/>
     <w:p/>
-    <w:p>
-      <w:pPr>
+    <w:tbl>
+      <w:tblPr>
+        <w:tblStyle w:val="TableGrid"/>
+        <w:tblW w:type="auto" w:w="0"/>
         <w:jc w:val="center"/>
-      </w:pPr>
-      <w:r>
-        <w:rPr>
-          <w:rFonts w:ascii="Times New Roman" w:hAnsi="Times New Roman"/>
-          <w:sz w:val="24"/>
-        </w:rPr>
-        <w:t>2.1</w:t>
-        <w:tab/>
-        <w:t>Technology Stack Summary</w:t>
-        <w:tab/>
-        <w:t>8</w:t>
-      </w:r>
-    </w:p>
-    <w:p>
-      <w:pPr>
-        <w:jc w:val="center"/>
-      </w:pPr>
-      <w:r>
-        <w:rPr>
-          <w:rFonts w:ascii="Times New Roman" w:hAnsi="Times New Roman"/>
-          <w:sz w:val="24"/>
-        </w:rPr>
-        <w:t>2.2</w:t>
-        <w:tab/>
-        <w:t>User Roles and Permission Matrix</w:t>
-        <w:tab/>
-        <w:t>9</w:t>
-      </w:r>
-    </w:p>
-    <w:p>
-      <w:pPr>
-        <w:jc w:val="center"/>
-      </w:pPr>
-      <w:r>
-        <w:rPr>
-          <w:rFonts w:ascii="Times New Roman" w:hAnsi="Times New Roman"/>
-          <w:sz w:val="24"/>
-        </w:rPr>
-        <w:t>3.1</w:t>
-        <w:tab/>
-        <w:t>Core System Modules and Description</w:t>
-        <w:tab/>
-        <w:t>14</w:t>
-      </w:r>
-    </w:p>
-    <w:p>
-      <w:pPr>
-        <w:jc w:val="center"/>
-      </w:pPr>
-      <w:r>
-        <w:rPr>
-          <w:rFonts w:ascii="Times New Roman" w:hAnsi="Times New Roman"/>
-          <w:sz w:val="24"/>
-        </w:rPr>
-        <w:t>3.2</w:t>
-        <w:tab/>
-        <w:t>Attendance Status Types</w:t>
-        <w:tab/>
-        <w:t>17</w:t>
-      </w:r>
-    </w:p>
+        <w:tblLook w:firstColumn="1" w:firstRow="1" w:lastColumn="0" w:lastRow="0" w:noHBand="0" w:noVBand="1" w:val="04A0"/>
+      </w:tblPr>
+      <w:tblGrid>
+        <w:gridCol w:w="2769"/>
+        <w:gridCol w:w="2769"/>
+        <w:gridCol w:w="2769"/>
+      </w:tblGrid>
+      <w:tr>
+        <w:tc>
+          <w:tcPr>
+            <w:tcW w:type="dxa" w:w="2769"/>
+          </w:tcPr>
+          <w:p>
+            <w:pPr>
+              <w:jc w:val="center"/>
+            </w:pPr>
+            <w:r/>
+            <w:r>
+              <w:rPr>
+                <w:rFonts w:ascii="Times New Roman" w:hAnsi="Times New Roman" w:eastAsia="Times New Roman"/>
+                <w:b/>
+                <w:sz w:val="24"/>
+              </w:rPr>
+              <w:t>Table No.</w:t>
+            </w:r>
+          </w:p>
+        </w:tc>
+        <w:tc>
+          <w:tcPr>
+            <w:tcW w:type="dxa" w:w="2769"/>
+          </w:tcPr>
+          <w:p>
+            <w:pPr>
+              <w:jc w:val="center"/>
+            </w:pPr>
+            <w:r/>
+            <w:r>
+              <w:rPr>
+                <w:rFonts w:ascii="Times New Roman" w:hAnsi="Times New Roman" w:eastAsia="Times New Roman"/>
+                <w:b/>
+                <w:sz w:val="24"/>
+              </w:rPr>
+              <w:t>Description</w:t>
+            </w:r>
+          </w:p>
+        </w:tc>
+        <w:tc>
+          <w:tcPr>
+            <w:tcW w:type="dxa" w:w="2769"/>
+          </w:tcPr>
+          <w:p>
+            <w:pPr>
+              <w:jc w:val="center"/>
+            </w:pPr>
+            <w:r/>
+            <w:r>
+              <w:rPr>
+                <w:rFonts w:ascii="Times New Roman" w:hAnsi="Times New Roman" w:eastAsia="Times New Roman"/>
+                <w:b/>
+                <w:sz w:val="24"/>
+              </w:rPr>
+              <w:t>Page</w:t>
+            </w:r>
+          </w:p>
+        </w:tc>
+      </w:tr>
+      <w:tr>
+        <w:tc>
+          <w:tcPr>
+            <w:tcW w:type="dxa" w:w="2769"/>
+          </w:tcPr>
+          <w:p>
+            <w:pPr>
+              <w:jc w:val="left"/>
+            </w:pPr>
+            <w:r/>
+            <w:r>
+              <w:rPr>
+                <w:rFonts w:ascii="Times New Roman" w:hAnsi="Times New Roman" w:eastAsia="Times New Roman"/>
+                <w:b w:val="0"/>
+                <w:sz w:val="24"/>
+              </w:rPr>
+              <w:t>2.1</w:t>
+            </w:r>
+          </w:p>
+        </w:tc>
+        <w:tc>
+          <w:tcPr>
+            <w:tcW w:type="dxa" w:w="2769"/>
+          </w:tcPr>
+          <w:p>
+            <w:pPr>
+              <w:jc w:val="left"/>
+            </w:pPr>
+            <w:r/>
+            <w:r>
+              <w:rPr>
+                <w:rFonts w:ascii="Times New Roman" w:hAnsi="Times New Roman" w:eastAsia="Times New Roman"/>
+                <w:b w:val="0"/>
+                <w:sz w:val="24"/>
+              </w:rPr>
+              <w:t>Technology Stack Summary</w:t>
+            </w:r>
+          </w:p>
+        </w:tc>
+        <w:tc>
+          <w:tcPr>
+            <w:tcW w:type="dxa" w:w="2769"/>
+          </w:tcPr>
+          <w:p>
+            <w:pPr>
+              <w:jc w:val="left"/>
+            </w:pPr>
+            <w:r/>
+            <w:r>
+              <w:rPr>
+                <w:rFonts w:ascii="Times New Roman" w:hAnsi="Times New Roman" w:eastAsia="Times New Roman"/>
+                <w:b w:val="0"/>
+                <w:sz w:val="24"/>
+              </w:rPr>
+              <w:t>8</w:t>
+            </w:r>
+          </w:p>
+        </w:tc>
+      </w:tr>
+      <w:tr>
+        <w:tc>
+          <w:tcPr>
+            <w:tcW w:type="dxa" w:w="2769"/>
+          </w:tcPr>
+          <w:p>
+            <w:pPr>
+              <w:jc w:val="left"/>
+            </w:pPr>
+            <w:r/>
+            <w:r>
+              <w:rPr>
+                <w:rFonts w:ascii="Times New Roman" w:hAnsi="Times New Roman" w:eastAsia="Times New Roman"/>
+                <w:b w:val="0"/>
+                <w:sz w:val="24"/>
+              </w:rPr>
+              <w:t>2.2</w:t>
+            </w:r>
+          </w:p>
+        </w:tc>
+        <w:tc>
+          <w:tcPr>
+            <w:tcW w:type="dxa" w:w="2769"/>
+          </w:tcPr>
+          <w:p>
+            <w:pPr>
+              <w:jc w:val="left"/>
+            </w:pPr>
+            <w:r/>
+            <w:r>
+              <w:rPr>
+                <w:rFonts w:ascii="Times New Roman" w:hAnsi="Times New Roman" w:eastAsia="Times New Roman"/>
+                <w:b w:val="0"/>
+                <w:sz w:val="24"/>
+              </w:rPr>
+              <w:t>User Roles and Permission Matrix</w:t>
+            </w:r>
+          </w:p>
+        </w:tc>
+        <w:tc>
+          <w:tcPr>
+            <w:tcW w:type="dxa" w:w="2769"/>
+          </w:tcPr>
+          <w:p>
+            <w:pPr>
+              <w:jc w:val="left"/>
+            </w:pPr>
+            <w:r/>
+            <w:r>
+              <w:rPr>
+                <w:rFonts w:ascii="Times New Roman" w:hAnsi="Times New Roman" w:eastAsia="Times New Roman"/>
+                <w:b w:val="0"/>
+                <w:sz w:val="24"/>
+              </w:rPr>
+              <w:t>9</w:t>
+            </w:r>
+          </w:p>
+        </w:tc>
+      </w:tr>
+      <w:tr>
+        <w:tc>
+          <w:tcPr>
+            <w:tcW w:type="dxa" w:w="2769"/>
+          </w:tcPr>
+          <w:p>
+            <w:pPr>
+              <w:jc w:val="left"/>
+            </w:pPr>
+            <w:r/>
+            <w:r>
+              <w:rPr>
+                <w:rFonts w:ascii="Times New Roman" w:hAnsi="Times New Roman" w:eastAsia="Times New Roman"/>
+                <w:b w:val="0"/>
+                <w:sz w:val="24"/>
+              </w:rPr>
+              <w:t>3.1</w:t>
+            </w:r>
+          </w:p>
+        </w:tc>
+        <w:tc>
+          <w:tcPr>
+            <w:tcW w:type="dxa" w:w="2769"/>
+          </w:tcPr>
+          <w:p>
+            <w:pPr>
+              <w:jc w:val="left"/>
+            </w:pPr>
+            <w:r/>
+            <w:r>
+              <w:rPr>
+                <w:rFonts w:ascii="Times New Roman" w:hAnsi="Times New Roman" w:eastAsia="Times New Roman"/>
+                <w:b w:val="0"/>
+                <w:sz w:val="24"/>
+              </w:rPr>
+              <w:t>Core System Modules and Description</w:t>
+            </w:r>
+          </w:p>
+        </w:tc>
+        <w:tc>
+          <w:tcPr>
+            <w:tcW w:type="dxa" w:w="2769"/>
+          </w:tcPr>
+          <w:p>
+            <w:pPr>
+              <w:jc w:val="left"/>
+            </w:pPr>
+            <w:r/>
+            <w:r>
+              <w:rPr>
+                <w:rFonts w:ascii="Times New Roman" w:hAnsi="Times New Roman" w:eastAsia="Times New Roman"/>
+                <w:b w:val="0"/>
+                <w:sz w:val="24"/>
+              </w:rPr>
+              <w:t>14</w:t>
+            </w:r>
+          </w:p>
+        </w:tc>
+      </w:tr>
+      <w:tr>
+        <w:tc>
+          <w:tcPr>
+            <w:tcW w:type="dxa" w:w="2769"/>
+          </w:tcPr>
+          <w:p>
+            <w:pPr>
+              <w:jc w:val="left"/>
+            </w:pPr>
+            <w:r/>
+            <w:r>
+              <w:rPr>
+                <w:rFonts w:ascii="Times New Roman" w:hAnsi="Times New Roman" w:eastAsia="Times New Roman"/>
+                <w:b w:val="0"/>
+                <w:sz w:val="24"/>
+              </w:rPr>
+              <w:t>3.2</w:t>
+            </w:r>
+          </w:p>
+        </w:tc>
+        <w:tc>
+          <w:tcPr>
+            <w:tcW w:type="dxa" w:w="2769"/>
+          </w:tcPr>
+          <w:p>
+            <w:pPr>
+              <w:jc w:val="left"/>
+            </w:pPr>
+            <w:r/>
+            <w:r>
+              <w:rPr>
+                <w:rFonts w:ascii="Times New Roman" w:hAnsi="Times New Roman" w:eastAsia="Times New Roman"/>
+                <w:b w:val="0"/>
+                <w:sz w:val="24"/>
+              </w:rPr>
+              <w:t>Attendance Status Types</w:t>
+            </w:r>
+          </w:p>
+        </w:tc>
+        <w:tc>
+          <w:tcPr>
+            <w:tcW w:type="dxa" w:w="2769"/>
+          </w:tcPr>
+          <w:p>
+            <w:pPr>
+              <w:jc w:val="left"/>
+            </w:pPr>
+            <w:r/>
+            <w:r>
+              <w:rPr>
+                <w:rFonts w:ascii="Times New Roman" w:hAnsi="Times New Roman" w:eastAsia="Times New Roman"/>
+                <w:b w:val="0"/>
+                <w:sz w:val="24"/>
+              </w:rPr>
+              <w:t>17</w:t>
+            </w:r>
+          </w:p>
+        </w:tc>
+      </w:tr>
+    </w:tbl>
+    <w:p/>
     <w:p>
       <w:r>
         <w:br w:type="page"/>
@@ -1193,70 +1438,374 @@
     </w:p>
     <w:p/>
     <w:p/>
-    <w:p>
-      <w:pPr>
+    <w:tbl>
+      <w:tblPr>
+        <w:tblStyle w:val="TableGrid"/>
+        <w:tblW w:type="auto" w:w="0"/>
         <w:jc w:val="center"/>
-      </w:pPr>
-      <w:r>
-        <w:rPr>
-          <w:rFonts w:ascii="Times New Roman" w:hAnsi="Times New Roman"/>
-          <w:sz w:val="24"/>
-        </w:rPr>
-        <w:t>2.1</w:t>
-        <w:tab/>
-        <w:t>Three-Tier System Architecture</w:t>
-        <w:tab/>
-        <w:t>7</w:t>
-      </w:r>
-    </w:p>
-    <w:p>
-      <w:pPr>
-        <w:jc w:val="center"/>
-      </w:pPr>
-      <w:r>
-        <w:rPr>
-          <w:rFonts w:ascii="Times New Roman" w:hAnsi="Times New Roman"/>
-          <w:sz w:val="24"/>
-        </w:rPr>
-        <w:t>2.2</w:t>
-        <w:tab/>
-        <w:t>Authentication and Session Flow</w:t>
-        <w:tab/>
-        <w:t>10</w:t>
-      </w:r>
-    </w:p>
-    <w:p>
-      <w:pPr>
-        <w:jc w:val="center"/>
-      </w:pPr>
-      <w:r>
-        <w:rPr>
-          <w:rFonts w:ascii="Times New Roman" w:hAnsi="Times New Roman"/>
-          <w:sz w:val="24"/>
-        </w:rPr>
-        <w:t>3.1</w:t>
-        <w:tab/>
-        <w:t>Attendance Marking Workflow</w:t>
-        <w:tab/>
-        <w:t>16</w:t>
-      </w:r>
-    </w:p>
-    <w:p>
-      <w:pPr>
-        <w:jc w:val="center"/>
-      </w:pPr>
-      <w:r>
-        <w:rPr>
-          <w:rFonts w:ascii="Times New Roman" w:hAnsi="Times New Roman"/>
-          <w:sz w:val="24"/>
-        </w:rPr>
-        <w:t>3.2</w:t>
-        <w:tab/>
-        <w:t>Student Portal Dashboard Overview</w:t>
-        <w:tab/>
-        <w:t>18</w:t>
-      </w:r>
-    </w:p>
+        <w:tblLook w:firstColumn="1" w:firstRow="1" w:lastColumn="0" w:lastRow="0" w:noHBand="0" w:noVBand="1" w:val="04A0"/>
+      </w:tblPr>
+      <w:tblGrid>
+        <w:gridCol w:w="2769"/>
+        <w:gridCol w:w="2769"/>
+        <w:gridCol w:w="2769"/>
+      </w:tblGrid>
+      <w:tr>
+        <w:tc>
+          <w:tcPr>
+            <w:tcW w:type="dxa" w:w="2769"/>
+          </w:tcPr>
+          <w:p>
+            <w:pPr>
+              <w:jc w:val="center"/>
+            </w:pPr>
+            <w:r/>
+            <w:r>
+              <w:rPr>
+                <w:rFonts w:ascii="Times New Roman" w:hAnsi="Times New Roman" w:eastAsia="Times New Roman"/>
+                <w:b/>
+                <w:sz w:val="24"/>
+              </w:rPr>
+              <w:t>Figure No.</w:t>
+            </w:r>
+          </w:p>
+        </w:tc>
+        <w:tc>
+          <w:tcPr>
+            <w:tcW w:type="dxa" w:w="2769"/>
+          </w:tcPr>
+          <w:p>
+            <w:pPr>
+              <w:jc w:val="center"/>
+            </w:pPr>
+            <w:r/>
+            <w:r>
+              <w:rPr>
+                <w:rFonts w:ascii="Times New Roman" w:hAnsi="Times New Roman" w:eastAsia="Times New Roman"/>
+                <w:b/>
+                <w:sz w:val="24"/>
+              </w:rPr>
+              <w:t>Description</w:t>
+            </w:r>
+          </w:p>
+        </w:tc>
+        <w:tc>
+          <w:tcPr>
+            <w:tcW w:type="dxa" w:w="2769"/>
+          </w:tcPr>
+          <w:p>
+            <w:pPr>
+              <w:jc w:val="center"/>
+            </w:pPr>
+            <w:r/>
+            <w:r>
+              <w:rPr>
+                <w:rFonts w:ascii="Times New Roman" w:hAnsi="Times New Roman" w:eastAsia="Times New Roman"/>
+                <w:b/>
+                <w:sz w:val="24"/>
+              </w:rPr>
+              <w:t>Page</w:t>
+            </w:r>
+          </w:p>
+        </w:tc>
+      </w:tr>
+      <w:tr>
+        <w:tc>
+          <w:tcPr>
+            <w:tcW w:type="dxa" w:w="2769"/>
+          </w:tcPr>
+          <w:p>
+            <w:pPr>
+              <w:jc w:val="left"/>
+            </w:pPr>
+            <w:r/>
+            <w:r>
+              <w:rPr>
+                <w:rFonts w:ascii="Times New Roman" w:hAnsi="Times New Roman" w:eastAsia="Times New Roman"/>
+                <w:b w:val="0"/>
+                <w:sz w:val="24"/>
+              </w:rPr>
+              <w:t>2.1</w:t>
+            </w:r>
+          </w:p>
+        </w:tc>
+        <w:tc>
+          <w:tcPr>
+            <w:tcW w:type="dxa" w:w="2769"/>
+          </w:tcPr>
+          <w:p>
+            <w:pPr>
+              <w:jc w:val="left"/>
+            </w:pPr>
+            <w:r/>
+            <w:r>
+              <w:rPr>
+                <w:rFonts w:ascii="Times New Roman" w:hAnsi="Times New Roman" w:eastAsia="Times New Roman"/>
+                <w:b w:val="0"/>
+                <w:sz w:val="24"/>
+              </w:rPr>
+              <w:t>Three-Tier System Architecture</w:t>
+            </w:r>
+          </w:p>
+        </w:tc>
+        <w:tc>
+          <w:tcPr>
+            <w:tcW w:type="dxa" w:w="2769"/>
+          </w:tcPr>
+          <w:p>
+            <w:pPr>
+              <w:jc w:val="left"/>
+            </w:pPr>
+            <w:r/>
+            <w:r>
+              <w:rPr>
+                <w:rFonts w:ascii="Times New Roman" w:hAnsi="Times New Roman" w:eastAsia="Times New Roman"/>
+                <w:b w:val="0"/>
+                <w:sz w:val="24"/>
+              </w:rPr>
+              <w:t>7</w:t>
+            </w:r>
+          </w:p>
+        </w:tc>
+      </w:tr>
+      <w:tr>
+        <w:tc>
+          <w:tcPr>
+            <w:tcW w:type="dxa" w:w="2769"/>
+          </w:tcPr>
+          <w:p>
+            <w:pPr>
+              <w:jc w:val="left"/>
+            </w:pPr>
+            <w:r/>
+            <w:r>
+              <w:rPr>
+                <w:rFonts w:ascii="Times New Roman" w:hAnsi="Times New Roman" w:eastAsia="Times New Roman"/>
+                <w:b w:val="0"/>
+                <w:sz w:val="24"/>
+              </w:rPr>
+              <w:t>2.2</w:t>
+            </w:r>
+          </w:p>
+        </w:tc>
+        <w:tc>
+          <w:tcPr>
+            <w:tcW w:type="dxa" w:w="2769"/>
+          </w:tcPr>
+          <w:p>
+            <w:pPr>
+              <w:jc w:val="left"/>
+            </w:pPr>
+            <w:r/>
+            <w:r>
+              <w:rPr>
+                <w:rFonts w:ascii="Times New Roman" w:hAnsi="Times New Roman" w:eastAsia="Times New Roman"/>
+                <w:b w:val="0"/>
+                <w:sz w:val="24"/>
+              </w:rPr>
+              <w:t>Authentication and Session Flow</w:t>
+            </w:r>
+          </w:p>
+        </w:tc>
+        <w:tc>
+          <w:tcPr>
+            <w:tcW w:type="dxa" w:w="2769"/>
+          </w:tcPr>
+          <w:p>
+            <w:pPr>
+              <w:jc w:val="left"/>
+            </w:pPr>
+            <w:r/>
+            <w:r>
+              <w:rPr>
+                <w:rFonts w:ascii="Times New Roman" w:hAnsi="Times New Roman" w:eastAsia="Times New Roman"/>
+                <w:b w:val="0"/>
+                <w:sz w:val="24"/>
+              </w:rPr>
+              <w:t>11</w:t>
+            </w:r>
+          </w:p>
+        </w:tc>
+      </w:tr>
+      <w:tr>
+        <w:tc>
+          <w:tcPr>
+            <w:tcW w:type="dxa" w:w="2769"/>
+          </w:tcPr>
+          <w:p>
+            <w:pPr>
+              <w:jc w:val="left"/>
+            </w:pPr>
+            <w:r/>
+            <w:r>
+              <w:rPr>
+                <w:rFonts w:ascii="Times New Roman" w:hAnsi="Times New Roman" w:eastAsia="Times New Roman"/>
+                <w:b w:val="0"/>
+                <w:sz w:val="24"/>
+              </w:rPr>
+              <w:t>2.3</w:t>
+            </w:r>
+          </w:p>
+        </w:tc>
+        <w:tc>
+          <w:tcPr>
+            <w:tcW w:type="dxa" w:w="2769"/>
+          </w:tcPr>
+          <w:p>
+            <w:pPr>
+              <w:jc w:val="left"/>
+            </w:pPr>
+            <w:r/>
+            <w:r>
+              <w:rPr>
+                <w:rFonts w:ascii="Times New Roman" w:hAnsi="Times New Roman" w:eastAsia="Times New Roman"/>
+                <w:b w:val="0"/>
+                <w:sz w:val="24"/>
+              </w:rPr>
+              <w:t>Database Entity Relationship Diagram</w:t>
+            </w:r>
+          </w:p>
+        </w:tc>
+        <w:tc>
+          <w:tcPr>
+            <w:tcW w:type="dxa" w:w="2769"/>
+          </w:tcPr>
+          <w:p>
+            <w:pPr>
+              <w:jc w:val="left"/>
+            </w:pPr>
+            <w:r/>
+            <w:r>
+              <w:rPr>
+                <w:rFonts w:ascii="Times New Roman" w:hAnsi="Times New Roman" w:eastAsia="Times New Roman"/>
+                <w:b w:val="0"/>
+                <w:sz w:val="24"/>
+              </w:rPr>
+              <w:t>10</w:t>
+            </w:r>
+          </w:p>
+        </w:tc>
+      </w:tr>
+      <w:tr>
+        <w:tc>
+          <w:tcPr>
+            <w:tcW w:type="dxa" w:w="2769"/>
+          </w:tcPr>
+          <w:p>
+            <w:pPr>
+              <w:jc w:val="left"/>
+            </w:pPr>
+            <w:r/>
+            <w:r>
+              <w:rPr>
+                <w:rFonts w:ascii="Times New Roman" w:hAnsi="Times New Roman" w:eastAsia="Times New Roman"/>
+                <w:b w:val="0"/>
+                <w:sz w:val="24"/>
+              </w:rPr>
+              <w:t>3.1</w:t>
+            </w:r>
+          </w:p>
+        </w:tc>
+        <w:tc>
+          <w:tcPr>
+            <w:tcW w:type="dxa" w:w="2769"/>
+          </w:tcPr>
+          <w:p>
+            <w:pPr>
+              <w:jc w:val="left"/>
+            </w:pPr>
+            <w:r/>
+            <w:r>
+              <w:rPr>
+                <w:rFonts w:ascii="Times New Roman" w:hAnsi="Times New Roman" w:eastAsia="Times New Roman"/>
+                <w:b w:val="0"/>
+                <w:sz w:val="24"/>
+              </w:rPr>
+              <w:t>Attendance Marking Workflow</w:t>
+            </w:r>
+          </w:p>
+        </w:tc>
+        <w:tc>
+          <w:tcPr>
+            <w:tcW w:type="dxa" w:w="2769"/>
+          </w:tcPr>
+          <w:p>
+            <w:pPr>
+              <w:jc w:val="left"/>
+            </w:pPr>
+            <w:r/>
+            <w:r>
+              <w:rPr>
+                <w:rFonts w:ascii="Times New Roman" w:hAnsi="Times New Roman" w:eastAsia="Times New Roman"/>
+                <w:b w:val="0"/>
+                <w:sz w:val="24"/>
+              </w:rPr>
+              <w:t>16</w:t>
+            </w:r>
+          </w:p>
+        </w:tc>
+      </w:tr>
+      <w:tr>
+        <w:tc>
+          <w:tcPr>
+            <w:tcW w:type="dxa" w:w="2769"/>
+          </w:tcPr>
+          <w:p>
+            <w:pPr>
+              <w:jc w:val="left"/>
+            </w:pPr>
+            <w:r/>
+            <w:r>
+              <w:rPr>
+                <w:rFonts w:ascii="Times New Roman" w:hAnsi="Times New Roman" w:eastAsia="Times New Roman"/>
+                <w:b w:val="0"/>
+                <w:sz w:val="24"/>
+              </w:rPr>
+              <w:t>3.2</w:t>
+            </w:r>
+          </w:p>
+        </w:tc>
+        <w:tc>
+          <w:tcPr>
+            <w:tcW w:type="dxa" w:w="2769"/>
+          </w:tcPr>
+          <w:p>
+            <w:pPr>
+              <w:jc w:val="left"/>
+            </w:pPr>
+            <w:r/>
+            <w:r>
+              <w:rPr>
+                <w:rFonts w:ascii="Times New Roman" w:hAnsi="Times New Roman" w:eastAsia="Times New Roman"/>
+                <w:b w:val="0"/>
+                <w:sz w:val="24"/>
+              </w:rPr>
+              <w:t>Student Portal Dashboard Overview</w:t>
+            </w:r>
+          </w:p>
+        </w:tc>
+        <w:tc>
+          <w:tcPr>
+            <w:tcW w:type="dxa" w:w="2769"/>
+          </w:tcPr>
+          <w:p>
+            <w:pPr>
+              <w:jc w:val="left"/>
+            </w:pPr>
+            <w:r/>
+            <w:r>
+              <w:rPr>
+                <w:rFonts w:ascii="Times New Roman" w:hAnsi="Times New Roman" w:eastAsia="Times New Roman"/>
+                <w:b w:val="0"/>
+                <w:sz w:val="24"/>
+              </w:rPr>
+              <w:t>18</w:t>
+            </w:r>
+          </w:p>
+        </w:tc>
+      </w:tr>
+    </w:tbl>
+    <w:p/>
     <w:p>
       <w:r>
         <w:br w:type="page"/>
@@ -1280,7 +1829,8 @@
     <w:p>
       <w:r>
         <w:rPr>
-          <w:rFonts w:ascii="Times New Roman" w:hAnsi="Times New Roman"/>
+          <w:rFonts w:ascii="Times New Roman" w:hAnsi="Times New Roman" w:eastAsia="Times New Roman"/>
+          <w:b w:val="0"/>
           <w:sz w:val="24"/>
         </w:rPr>
         <w:t>API</w:t>
@@ -1292,7 +1842,8 @@
     <w:p>
       <w:r>
         <w:rPr>
-          <w:rFonts w:ascii="Times New Roman" w:hAnsi="Times New Roman"/>
+          <w:rFonts w:ascii="Times New Roman" w:hAnsi="Times New Roman" w:eastAsia="Times New Roman"/>
+          <w:b w:val="0"/>
           <w:sz w:val="24"/>
         </w:rPr>
         <w:t>CR</w:t>
@@ -1304,7 +1855,8 @@
     <w:p>
       <w:r>
         <w:rPr>
-          <w:rFonts w:ascii="Times New Roman" w:hAnsi="Times New Roman"/>
+          <w:rFonts w:ascii="Times New Roman" w:hAnsi="Times New Roman" w:eastAsia="Times New Roman"/>
+          <w:b w:val="0"/>
           <w:sz w:val="24"/>
         </w:rPr>
         <w:t>CSE</w:t>
@@ -1316,7 +1868,8 @@
     <w:p>
       <w:r>
         <w:rPr>
-          <w:rFonts w:ascii="Times New Roman" w:hAnsi="Times New Roman"/>
+          <w:rFonts w:ascii="Times New Roman" w:hAnsi="Times New Roman" w:eastAsia="Times New Roman"/>
+          <w:b w:val="0"/>
           <w:sz w:val="24"/>
         </w:rPr>
         <w:t>CRUD</w:t>
@@ -1328,7 +1881,8 @@
     <w:p>
       <w:r>
         <w:rPr>
-          <w:rFonts w:ascii="Times New Roman" w:hAnsi="Times New Roman"/>
+          <w:rFonts w:ascii="Times New Roman" w:hAnsi="Times New Roman" w:eastAsia="Times New Roman"/>
+          <w:b w:val="0"/>
           <w:sz w:val="24"/>
         </w:rPr>
         <w:t>JWT</w:t>
@@ -1340,7 +1894,8 @@
     <w:p>
       <w:r>
         <w:rPr>
-          <w:rFonts w:ascii="Times New Roman" w:hAnsi="Times New Roman"/>
+          <w:rFonts w:ascii="Times New Roman" w:hAnsi="Times New Roman" w:eastAsia="Times New Roman"/>
+          <w:b w:val="0"/>
           <w:sz w:val="24"/>
         </w:rPr>
         <w:t>NUBTK</w:t>
@@ -1352,7 +1907,8 @@
     <w:p>
       <w:r>
         <w:rPr>
-          <w:rFonts w:ascii="Times New Roman" w:hAnsi="Times New Roman"/>
+          <w:rFonts w:ascii="Times New Roman" w:hAnsi="Times New Roman" w:eastAsia="Times New Roman"/>
+          <w:b w:val="0"/>
           <w:sz w:val="24"/>
         </w:rPr>
         <w:t>ORM</w:t>
@@ -1364,7 +1920,8 @@
     <w:p>
       <w:r>
         <w:rPr>
-          <w:rFonts w:ascii="Times New Roman" w:hAnsi="Times New Roman"/>
+          <w:rFonts w:ascii="Times New Roman" w:hAnsi="Times New Roman" w:eastAsia="Times New Roman"/>
+          <w:b w:val="0"/>
           <w:sz w:val="24"/>
         </w:rPr>
         <w:t>REST</w:t>
@@ -1376,7 +1933,8 @@
     <w:p>
       <w:r>
         <w:rPr>
-          <w:rFonts w:ascii="Times New Roman" w:hAnsi="Times New Roman"/>
+          <w:rFonts w:ascii="Times New Roman" w:hAnsi="Times New Roman" w:eastAsia="Times New Roman"/>
+          <w:b w:val="0"/>
           <w:sz w:val="24"/>
         </w:rPr>
         <w:t>UI</w:t>
@@ -1388,7 +1946,8 @@
     <w:p>
       <w:r>
         <w:rPr>
-          <w:rFonts w:ascii="Times New Roman" w:hAnsi="Times New Roman"/>
+          <w:rFonts w:ascii="Times New Roman" w:hAnsi="Times New Roman" w:eastAsia="Times New Roman"/>
+          <w:b w:val="0"/>
           <w:sz w:val="24"/>
         </w:rPr>
         <w:t>UX</w:t>
@@ -1455,7 +2014,7 @@
           <w:b w:val="0"/>
           <w:sz w:val="24"/>
         </w:rPr>
-        <w:t>In most universities, class attendance is still one of the most important academic requirements. It is directly connected with exam eligibility, academic monitoring, and overall student discipline. However, in many CSE departments, attendance is still managed through paper registers, Excel sheets, or informal group messages. These methods may work for a short time, but they become difficult to maintain when the number of students, courses, and sections increases.</w:t>
+        <w:t>Class attendance is one of the basic academic requirements in almost every university. It affects exam eligibility, academic monitoring, and student discipline. Yet in many CSE departments, attendance is still recorded through paper registers, Excel files, or informal WhatsApp updates. These methods may work for a small group, but they become messy when the department grows across multiple semesters, sections, and courses.</w:t>
       </w:r>
     </w:p>
     <w:p>
@@ -1468,7 +2027,7 @@
           <w:b w:val="0"/>
           <w:sz w:val="24"/>
         </w:rPr>
-        <w:t>During my field work, I worked on developing a full-stack Student Attendance Management System for the Computer Science and Engineering department. The system is designed to support daily attendance marking, course enrollment, class routines, announcements, reports, and public student lookup. It also supports role-based access for administrators, class representatives (CRs), teachers, and students. The project was developed with practical academic use in mind, especially for department-level operations at Northern University of Business and Technology Khulna (NUBTK).</w:t>
+        <w:t>During my CSE 4100 field work, I developed a full-stack Student Attendance Management System (SAMS) for the Computer Science and Engineering department. The system supports daily attendance marking, course enrollment, class routines, announcements, reports, and public student lookup. It also provides separate access levels for administrators, class representatives (CRs), teachers, and students. The project was designed with real department-level use in mind, especially for academic operations at Northern University of Business and Technology Khulna (NUBTK).</w:t>
       </w:r>
     </w:p>
     <w:p>
@@ -1481,7 +2040,7 @@
           <w:b w:val="0"/>
           <w:sz w:val="24"/>
         </w:rPr>
-        <w:t>This report presents the complete journey of the project — from problem identification and system planning to implementation, testing, and final observations. The goal is not only to describe what was built, but also to explain why each part of the system was necessary and how it can help improve attendance management in a real university environment.</w:t>
+        <w:t>This report describes the full journey of the project — from identifying the problem to planning the system, building the modules, testing the features, and reviewing the final outcome. My aim is not only to explain what was built, but also to show why each part was needed and how it can help improve attendance management in a real university setting.</w:t>
       </w:r>
     </w:p>
     <w:p>
@@ -1507,7 +2066,7 @@
           <w:b w:val="0"/>
           <w:sz w:val="24"/>
         </w:rPr>
-        <w:t>The main motivation behind this project came from the everyday problems faced by students, CRs, and faculty members. In manual systems, attendance records are often delayed, misplaced, or inconsistently updated. Sometimes a student cannot easily check their own attendance percentage before an exam. Similarly, teachers and CRs waste valuable class time collecting attendance on paper instead of starting the lecture on time.</w:t>
+        <w:t>The idea for this project came from problems I saw around me every day. Students often struggle to know their exact attendance percentage before midterms or finals. CRs spend the first ten minutes of class collecting attendance on paper. Teachers sometimes keep separate records in notebooks, which makes verification difficult later.</w:t>
       </w:r>
     </w:p>
     <w:p>
@@ -1520,7 +2079,7 @@
           <w:b w:val="0"/>
           <w:sz w:val="24"/>
         </w:rPr>
-        <w:t>Another important issue is transparency. When attendance data is stored in separate notebooks or private spreadsheets, students may not get quick access to their own records. This creates confusion and increases the number of complaints near exam periods. A centralized digital system can reduce these problems by keeping all attendance records in one place and making them available based on user role.</w:t>
+        <w:t>Another issue is transparency. When attendance data is scattered across different files and people, students cannot quickly check their own status. This creates confusion and unnecessary pressure near exam time. A single digital platform can reduce this problem by storing records in one place and showing the right information to the right user.</w:t>
       </w:r>
     </w:p>
     <w:p>
@@ -1533,7 +2092,7 @@
           <w:b w:val="0"/>
           <w:sz w:val="24"/>
         </w:rPr>
-        <w:t>I was also motivated by the need for a system that matches real university structure. A CSE department does not only need a simple present/absent list. It needs semester-wise sections, course-based sessions, routine management, CR-level access, reporting tools, and student self-service features. This field work gave me the opportunity to build a solution that is closer to real institutional needs rather than a generic classroom demo application.</w:t>
+        <w:t>I also wanted to build something that matches how a CSE department actually works. It is not enough to mark only present or absent. The system must handle semester-wise sections, course sessions, weekly routines, CR permissions, reports, and student self-service features. This field work gave me the chance to move beyond a classroom demo and work on a solution closer to real institutional needs.</w:t>
       </w:r>
     </w:p>
     <w:p>
@@ -1559,7 +2118,7 @@
           <w:b w:val="0"/>
           <w:sz w:val="24"/>
         </w:rPr>
-        <w:t>The general objective of this field work was to design and implement a reliable web-based attendance management system for a university CSE department. The system should reduce manual work, improve data accuracy, and provide useful attendance insights to both staff and students.</w:t>
+        <w:t>The main objective of this field work was to design and develop a reliable web-based attendance management system for a university CSE department. The system should reduce manual work, improve record accuracy, and give both staff and students a clear view of attendance status.</w:t>
       </w:r>
     </w:p>
     <w:p>
@@ -1586,7 +2145,7 @@
           <w:b w:val="0"/>
           <w:sz w:val="24"/>
         </w:rPr>
-        <w:t>• To analyze the attendance management workflow of a CSE department and identify its major limitations.</w:t>
+        <w:t>• To study the existing attendance workflow in a CSE department and identify its weaknesses.</w:t>
       </w:r>
     </w:p>
     <w:p>
@@ -1612,7 +2171,7 @@
           <w:b w:val="0"/>
           <w:sz w:val="24"/>
         </w:rPr>
-        <w:t>• To develop a secure authentication system using JWT access tokens and refresh cookies.</w:t>
+        <w:t>• To build a secure authentication system using JWT access tokens and HTTP-only refresh cookies.</w:t>
       </w:r>
     </w:p>
     <w:p>
@@ -1625,7 +2184,7 @@
           <w:b w:val="0"/>
           <w:sz w:val="24"/>
         </w:rPr>
-        <w:t>• To implement attendance marking by class session with support for present, absent, late, and excused statuses.</w:t>
+        <w:t>• To implement session-based attendance with present, absent, late, and excused statuses.</w:t>
       </w:r>
     </w:p>
     <w:p>
@@ -1638,7 +2197,7 @@
           <w:b w:val="0"/>
           <w:sz w:val="24"/>
         </w:rPr>
-        <w:t>• To build student, course, routine, announcement, and reporting modules in one integrated platform.</w:t>
+        <w:t>• To develop student, course, routine, announcement, and reporting modules in one platform.</w:t>
       </w:r>
     </w:p>
     <w:p>
@@ -1664,7 +2223,7 @@
           <w:b w:val="0"/>
           <w:sz w:val="24"/>
         </w:rPr>
-        <w:t>• To test the system in a development environment and evaluate its usability for real academic use.</w:t>
+        <w:t>• To test the system in a development environment and judge its readiness for academic use.</w:t>
       </w:r>
     </w:p>
     <w:p>
@@ -1690,7 +2249,7 @@
           <w:b w:val="0"/>
           <w:sz w:val="24"/>
         </w:rPr>
-        <w:t>This report is organized into four main chapters. Chapter I introduces the background, motivation, and objectives of the project. Chapter II explains the methodology used during requirements analysis, system design, technology selection, and implementation. Chapter III discusses the developed features, workflows, testing results, and limitations. Chapter IV concludes the field work, summarizes learning outcomes, and provides recommendations for future improvement.</w:t>
+        <w:t>This report is divided into four chapters. Chapter I introduces the background, motivation, and objectives. Chapter II explains the methodology, system design, technology selection, and implementation process. Chapter III presents the developed features, workflows, testing observations, and limitations. Chapter IV concludes the work, summarizes my learning outcomes, and suggests future improvements.</w:t>
       </w:r>
     </w:p>
     <w:p>
@@ -1751,7 +2310,7 @@
           <w:b w:val="0"/>
           <w:sz w:val="24"/>
         </w:rPr>
-        <w:t>The first step of the project was to understand how attendance is actually managed in a CSE department. I studied the existing process used by class representatives and faculty members. From this study, the following major requirements were identified:</w:t>
+        <w:t>The first step was to understand how attendance is handled in practice. I talked with CRs, reviewed common classroom habits, and observed how faculty members expect attendance data to be stored and checked. From this study, the following requirements were identified:</w:t>
       </w:r>
     </w:p>
     <w:p>
@@ -1764,7 +2323,7 @@
           <w:b w:val="0"/>
           <w:sz w:val="24"/>
         </w:rPr>
-        <w:t>• Staff should be able to mark attendance quickly during or after class.</w:t>
+        <w:t>• Staff must be able to mark attendance quickly during or right after class.</w:t>
       </w:r>
     </w:p>
     <w:p>
@@ -1790,7 +2349,7 @@
           <w:b w:val="0"/>
           <w:sz w:val="24"/>
         </w:rPr>
-        <w:t>• Students should be able to view their attendance history and percentage.</w:t>
+        <w:t>• Students should be able to view attendance history and percentage by course.</w:t>
       </w:r>
     </w:p>
     <w:p>
@@ -1803,7 +2362,7 @@
           <w:b w:val="0"/>
           <w:sz w:val="24"/>
         </w:rPr>
-        <w:t>• Admins should be able to manage students, courses, routines, and reports.</w:t>
+        <w:t>• Admins should manage students, courses, routines, reports, and system settings.</w:t>
       </w:r>
     </w:p>
     <w:p>
@@ -1816,7 +2375,7 @@
           <w:b w:val="0"/>
           <w:sz w:val="24"/>
         </w:rPr>
-        <w:t>• Attendance data should be stored course-wise and session-wise.</w:t>
+        <w:t>• Attendance must be stored course-wise and session-wise.</w:t>
       </w:r>
     </w:p>
     <w:p>
@@ -1829,7 +2388,7 @@
           <w:b w:val="0"/>
           <w:sz w:val="24"/>
         </w:rPr>
-        <w:t>• The system should support announcements and academic routine viewing.</w:t>
+        <w:t>• The system should support announcements and routine viewing.</w:t>
       </w:r>
     </w:p>
     <w:p>
@@ -1855,7 +2414,7 @@
           <w:b w:val="0"/>
           <w:sz w:val="24"/>
         </w:rPr>
-        <w:t>After collecting these requirements, they were grouped into functional requirements (attendance, enrollment, reports, announcements) and non-functional requirements (security, performance, usability, and maintainability). This helped create a clear development plan before coding started.</w:t>
+        <w:t>After collecting these points, I grouped them into functional requirements such as attendance, enrollment, reporting, and announcements, and non-functional requirements such as security, usability, and maintainability. This step gave me a clear roadmap before starting development.</w:t>
       </w:r>
     </w:p>
     <w:p>
@@ -1881,7 +2440,46 @@
           <w:b w:val="0"/>
           <w:sz w:val="24"/>
         </w:rPr>
-        <w:t>The system follows a three-tier architecture consisting of a React frontend, an Express backend, and a PostgreSQL database hosted on NeonDB. The frontend handles user interaction, the backend handles business logic and security, and the database stores academic and attendance data.</w:t>
+        <w:t>SAMS follows a three-tier architecture with a React frontend, an Express backend, and a PostgreSQL database hosted on NeonDB. The frontend handles user interaction, the backend handles business rules and security, and the database stores academic and attendance data.</w:t>
+      </w:r>
+    </w:p>
+    <w:p>
+      <w:pPr>
+        <w:jc w:val="center"/>
+      </w:pPr>
+      <w:r>
+        <w:drawing>
+          <wp:inline xmlns:a="http://schemas.openxmlformats.org/drawingml/2006/main" xmlns:pic="http://schemas.openxmlformats.org/drawingml/2006/picture">
+            <wp:extent cx="5303520" cy="2957154"/>
+            <wp:docPr id="1" name="Picture 1"/>
+            <wp:cNvGraphicFramePr>
+              <a:graphicFrameLocks noChangeAspect="1"/>
+            </wp:cNvGraphicFramePr>
+            <a:graphic>
+              <a:graphicData uri="http://schemas.openxmlformats.org/drawingml/2006/picture">
+                <pic:pic>
+                  <pic:nvPicPr>
+                    <pic:cNvPr id="0" name="fig_2_1_architecture.png"/>
+                    <pic:cNvPicPr/>
+                  </pic:nvPicPr>
+                  <pic:blipFill>
+                    <a:blip r:embed="rId9"/>
+                    <a:stretch>
+                      <a:fillRect/>
+                    </a:stretch>
+                  </pic:blipFill>
+                  <pic:spPr>
+                    <a:xfrm>
+                      <a:off x="0" y="0"/>
+                      <a:ext cx="5303520" cy="2957154"/>
+                    </a:xfrm>
+                    <a:prstGeom prst="rect"/>
+                  </pic:spPr>
+                </pic:pic>
+              </a:graphicData>
+            </a:graphic>
+          </wp:inline>
+        </w:drawing>
       </w:r>
     </w:p>
     <w:p>
@@ -1897,6 +2495,7 @@
         <w:t>Fig. 2.1: Three-Tier System Architecture</w:t>
       </w:r>
     </w:p>
+    <w:p/>
     <w:p>
       <w:pPr>
         <w:jc w:val="both"/>
@@ -1907,7 +2506,7 @@
           <w:b w:val="0"/>
           <w:sz w:val="24"/>
         </w:rPr>
-        <w:t>The frontend uses TanStack Query for server-state management and Zustand for authentication state. The backend is organized into routes, controllers, services, and middleware layers. This separation makes the codebase easier to maintain and allows each part of the system to be updated independently.</w:t>
+        <w:t>On the frontend, TanStack Query manages server state, while Zustand stores authentication state. On the backend, the code is organized into routes, controllers, services, and middleware. This separation made debugging easier and allowed me to update one layer without breaking the whole system.</w:t>
       </w:r>
     </w:p>
     <w:p>
@@ -1920,7 +2519,7 @@
           <w:b w:val="0"/>
           <w:sz w:val="24"/>
         </w:rPr>
-        <w:t>The application also supports two UI modes: general mode and advanced mode. General mode is attendance-focused and suitable for quick daily use by CRs. Advanced mode provides the full admin and teacher dashboard with complete navigation for courses, routines, settings, and analytics.</w:t>
+        <w:t>The application also supports two UI modes. General mode is attendance-focused and useful for quick daily work by CRs. Advanced mode provides the full admin and teacher dashboard with courses, routines, settings, and analytics.</w:t>
       </w:r>
     </w:p>
     <w:p>
@@ -1946,7 +2545,7 @@
           <w:b w:val="0"/>
           <w:sz w:val="24"/>
         </w:rPr>
-        <w:t>Technology selection was done based on development speed, community support, scalability, and suitability for a full-stack academic project. Table 2.1 summarizes the main technologies used in this project.</w:t>
+        <w:t>I selected the technologies based on development speed, community support, scalability, and suitability for a full-stack academic project. Table 2.1 summarizes the main stack.</w:t>
       </w:r>
     </w:p>
     <w:p>
@@ -1962,97 +2561,340 @@
         <w:t>Table 2.1: Technology Stack Summary</w:t>
       </w:r>
     </w:p>
-    <w:p>
-      <w:pPr>
-        <w:jc w:val="both"/>
-      </w:pPr>
-      <w:r>
-        <w:rPr>
-          <w:rFonts w:ascii="Times New Roman" w:hAnsi="Times New Roman" w:eastAsia="Times New Roman"/>
-          <w:b w:val="0"/>
-          <w:sz w:val="24"/>
-        </w:rPr>
-        <w:t>• Frontend | React 19, TypeScript, Vite, Tailwind CSS, shadcn/ui</w:t>
-      </w:r>
-    </w:p>
-    <w:p>
-      <w:pPr>
-        <w:jc w:val="both"/>
-      </w:pPr>
-      <w:r>
-        <w:rPr>
-          <w:rFonts w:ascii="Times New Roman" w:hAnsi="Times New Roman" w:eastAsia="Times New Roman"/>
-          <w:b w:val="0"/>
-          <w:sz w:val="24"/>
-        </w:rPr>
-        <w:t>• State Management | Zustand, TanStack Query</w:t>
-      </w:r>
-    </w:p>
-    <w:p>
-      <w:pPr>
-        <w:jc w:val="both"/>
-      </w:pPr>
-      <w:r>
-        <w:rPr>
-          <w:rFonts w:ascii="Times New Roman" w:hAnsi="Times New Roman" w:eastAsia="Times New Roman"/>
-          <w:b w:val="0"/>
-          <w:sz w:val="24"/>
-        </w:rPr>
-        <w:t>• Backend | Node.js, Express 5, TypeScript</w:t>
-      </w:r>
-    </w:p>
-    <w:p>
-      <w:pPr>
-        <w:jc w:val="both"/>
-      </w:pPr>
-      <w:r>
-        <w:rPr>
-          <w:rFonts w:ascii="Times New Roman" w:hAnsi="Times New Roman" w:eastAsia="Times New Roman"/>
-          <w:b w:val="0"/>
-          <w:sz w:val="24"/>
-        </w:rPr>
-        <w:t>• Database | PostgreSQL (NeonDB) with Drizzle ORM</w:t>
-      </w:r>
-    </w:p>
-    <w:p>
-      <w:pPr>
-        <w:jc w:val="both"/>
-      </w:pPr>
-      <w:r>
-        <w:rPr>
-          <w:rFonts w:ascii="Times New Roman" w:hAnsi="Times New Roman" w:eastAsia="Times New Roman"/>
-          <w:b w:val="0"/>
-          <w:sz w:val="24"/>
-        </w:rPr>
-        <w:t>• Authentication | JWT access token + HTTP-only refresh cookie</w:t>
-      </w:r>
-    </w:p>
-    <w:p>
-      <w:pPr>
-        <w:jc w:val="both"/>
-      </w:pPr>
-      <w:r>
-        <w:rPr>
-          <w:rFonts w:ascii="Times New Roman" w:hAnsi="Times New Roman" w:eastAsia="Times New Roman"/>
-          <w:b w:val="0"/>
-          <w:sz w:val="24"/>
-        </w:rPr>
-        <w:t>• Security | Helmet, CORS, bcrypt, express-rate-limit, Zod validation</w:t>
-      </w:r>
-    </w:p>
-    <w:p>
-      <w:pPr>
-        <w:jc w:val="both"/>
-      </w:pPr>
-      <w:r>
-        <w:rPr>
-          <w:rFonts w:ascii="Times New Roman" w:hAnsi="Times New Roman" w:eastAsia="Times New Roman"/>
-          <w:b w:val="0"/>
-          <w:sz w:val="24"/>
-        </w:rPr>
-        <w:t>• Optional Services | Cloudinary (avatars), Resend (password reset email)</w:t>
-      </w:r>
-    </w:p>
+    <w:p/>
+    <w:tbl>
+      <w:tblPr>
+        <w:tblStyle w:val="TableGrid"/>
+        <w:tblW w:type="auto" w:w="0"/>
+        <w:jc w:val="center"/>
+        <w:tblLook w:firstColumn="1" w:firstRow="1" w:lastColumn="0" w:lastRow="0" w:noHBand="0" w:noVBand="1" w:val="04A0"/>
+      </w:tblPr>
+      <w:tblGrid>
+        <w:gridCol w:w="4153"/>
+        <w:gridCol w:w="4153"/>
+      </w:tblGrid>
+      <w:tr>
+        <w:tc>
+          <w:tcPr>
+            <w:tcW w:type="dxa" w:w="4153"/>
+          </w:tcPr>
+          <w:p>
+            <w:pPr>
+              <w:jc w:val="center"/>
+            </w:pPr>
+            <w:r/>
+            <w:r>
+              <w:rPr>
+                <w:rFonts w:ascii="Times New Roman" w:hAnsi="Times New Roman" w:eastAsia="Times New Roman"/>
+                <w:b/>
+                <w:sz w:val="24"/>
+              </w:rPr>
+              <w:t>Layer</w:t>
+            </w:r>
+          </w:p>
+        </w:tc>
+        <w:tc>
+          <w:tcPr>
+            <w:tcW w:type="dxa" w:w="4153"/>
+          </w:tcPr>
+          <w:p>
+            <w:pPr>
+              <w:jc w:val="center"/>
+            </w:pPr>
+            <w:r/>
+            <w:r>
+              <w:rPr>
+                <w:rFonts w:ascii="Times New Roman" w:hAnsi="Times New Roman" w:eastAsia="Times New Roman"/>
+                <w:b/>
+                <w:sz w:val="24"/>
+              </w:rPr>
+              <w:t>Technologies Used</w:t>
+            </w:r>
+          </w:p>
+        </w:tc>
+      </w:tr>
+      <w:tr>
+        <w:tc>
+          <w:tcPr>
+            <w:tcW w:type="dxa" w:w="4153"/>
+          </w:tcPr>
+          <w:p>
+            <w:pPr>
+              <w:jc w:val="left"/>
+            </w:pPr>
+            <w:r/>
+            <w:r>
+              <w:rPr>
+                <w:rFonts w:ascii="Times New Roman" w:hAnsi="Times New Roman" w:eastAsia="Times New Roman"/>
+                <w:b w:val="0"/>
+                <w:sz w:val="24"/>
+              </w:rPr>
+              <w:t>Frontend</w:t>
+            </w:r>
+          </w:p>
+        </w:tc>
+        <w:tc>
+          <w:tcPr>
+            <w:tcW w:type="dxa" w:w="4153"/>
+          </w:tcPr>
+          <w:p>
+            <w:pPr>
+              <w:jc w:val="left"/>
+            </w:pPr>
+            <w:r/>
+            <w:r>
+              <w:rPr>
+                <w:rFonts w:ascii="Times New Roman" w:hAnsi="Times New Roman" w:eastAsia="Times New Roman"/>
+                <w:b w:val="0"/>
+                <w:sz w:val="24"/>
+              </w:rPr>
+              <w:t>React 19, TypeScript, Vite, Tailwind CSS, shadcn/ui</w:t>
+            </w:r>
+          </w:p>
+        </w:tc>
+      </w:tr>
+      <w:tr>
+        <w:tc>
+          <w:tcPr>
+            <w:tcW w:type="dxa" w:w="4153"/>
+          </w:tcPr>
+          <w:p>
+            <w:pPr>
+              <w:jc w:val="left"/>
+            </w:pPr>
+            <w:r/>
+            <w:r>
+              <w:rPr>
+                <w:rFonts w:ascii="Times New Roman" w:hAnsi="Times New Roman" w:eastAsia="Times New Roman"/>
+                <w:b w:val="0"/>
+                <w:sz w:val="24"/>
+              </w:rPr>
+              <w:t>State Management</w:t>
+            </w:r>
+          </w:p>
+        </w:tc>
+        <w:tc>
+          <w:tcPr>
+            <w:tcW w:type="dxa" w:w="4153"/>
+          </w:tcPr>
+          <w:p>
+            <w:pPr>
+              <w:jc w:val="left"/>
+            </w:pPr>
+            <w:r/>
+            <w:r>
+              <w:rPr>
+                <w:rFonts w:ascii="Times New Roman" w:hAnsi="Times New Roman" w:eastAsia="Times New Roman"/>
+                <w:b w:val="0"/>
+                <w:sz w:val="24"/>
+              </w:rPr>
+              <w:t>Zustand, TanStack Query</w:t>
+            </w:r>
+          </w:p>
+        </w:tc>
+      </w:tr>
+      <w:tr>
+        <w:tc>
+          <w:tcPr>
+            <w:tcW w:type="dxa" w:w="4153"/>
+          </w:tcPr>
+          <w:p>
+            <w:pPr>
+              <w:jc w:val="left"/>
+            </w:pPr>
+            <w:r/>
+            <w:r>
+              <w:rPr>
+                <w:rFonts w:ascii="Times New Roman" w:hAnsi="Times New Roman" w:eastAsia="Times New Roman"/>
+                <w:b w:val="0"/>
+                <w:sz w:val="24"/>
+              </w:rPr>
+              <w:t>Backend</w:t>
+            </w:r>
+          </w:p>
+        </w:tc>
+        <w:tc>
+          <w:tcPr>
+            <w:tcW w:type="dxa" w:w="4153"/>
+          </w:tcPr>
+          <w:p>
+            <w:pPr>
+              <w:jc w:val="left"/>
+            </w:pPr>
+            <w:r/>
+            <w:r>
+              <w:rPr>
+                <w:rFonts w:ascii="Times New Roman" w:hAnsi="Times New Roman" w:eastAsia="Times New Roman"/>
+                <w:b w:val="0"/>
+                <w:sz w:val="24"/>
+              </w:rPr>
+              <w:t>Node.js, Express 5, TypeScript</w:t>
+            </w:r>
+          </w:p>
+        </w:tc>
+      </w:tr>
+      <w:tr>
+        <w:tc>
+          <w:tcPr>
+            <w:tcW w:type="dxa" w:w="4153"/>
+          </w:tcPr>
+          <w:p>
+            <w:pPr>
+              <w:jc w:val="left"/>
+            </w:pPr>
+            <w:r/>
+            <w:r>
+              <w:rPr>
+                <w:rFonts w:ascii="Times New Roman" w:hAnsi="Times New Roman" w:eastAsia="Times New Roman"/>
+                <w:b w:val="0"/>
+                <w:sz w:val="24"/>
+              </w:rPr>
+              <w:t>Database</w:t>
+            </w:r>
+          </w:p>
+        </w:tc>
+        <w:tc>
+          <w:tcPr>
+            <w:tcW w:type="dxa" w:w="4153"/>
+          </w:tcPr>
+          <w:p>
+            <w:pPr>
+              <w:jc w:val="left"/>
+            </w:pPr>
+            <w:r/>
+            <w:r>
+              <w:rPr>
+                <w:rFonts w:ascii="Times New Roman" w:hAnsi="Times New Roman" w:eastAsia="Times New Roman"/>
+                <w:b w:val="0"/>
+                <w:sz w:val="24"/>
+              </w:rPr>
+              <w:t>PostgreSQL (NeonDB) with Drizzle ORM</w:t>
+            </w:r>
+          </w:p>
+        </w:tc>
+      </w:tr>
+      <w:tr>
+        <w:tc>
+          <w:tcPr>
+            <w:tcW w:type="dxa" w:w="4153"/>
+          </w:tcPr>
+          <w:p>
+            <w:pPr>
+              <w:jc w:val="left"/>
+            </w:pPr>
+            <w:r/>
+            <w:r>
+              <w:rPr>
+                <w:rFonts w:ascii="Times New Roman" w:hAnsi="Times New Roman" w:eastAsia="Times New Roman"/>
+                <w:b w:val="0"/>
+                <w:sz w:val="24"/>
+              </w:rPr>
+              <w:t>Authentication</w:t>
+            </w:r>
+          </w:p>
+        </w:tc>
+        <w:tc>
+          <w:tcPr>
+            <w:tcW w:type="dxa" w:w="4153"/>
+          </w:tcPr>
+          <w:p>
+            <w:pPr>
+              <w:jc w:val="left"/>
+            </w:pPr>
+            <w:r/>
+            <w:r>
+              <w:rPr>
+                <w:rFonts w:ascii="Times New Roman" w:hAnsi="Times New Roman" w:eastAsia="Times New Roman"/>
+                <w:b w:val="0"/>
+                <w:sz w:val="24"/>
+              </w:rPr>
+              <w:t>JWT access token + HTTP-only refresh cookie</w:t>
+            </w:r>
+          </w:p>
+        </w:tc>
+      </w:tr>
+      <w:tr>
+        <w:tc>
+          <w:tcPr>
+            <w:tcW w:type="dxa" w:w="4153"/>
+          </w:tcPr>
+          <w:p>
+            <w:pPr>
+              <w:jc w:val="left"/>
+            </w:pPr>
+            <w:r/>
+            <w:r>
+              <w:rPr>
+                <w:rFonts w:ascii="Times New Roman" w:hAnsi="Times New Roman" w:eastAsia="Times New Roman"/>
+                <w:b w:val="0"/>
+                <w:sz w:val="24"/>
+              </w:rPr>
+              <w:t>Security</w:t>
+            </w:r>
+          </w:p>
+        </w:tc>
+        <w:tc>
+          <w:tcPr>
+            <w:tcW w:type="dxa" w:w="4153"/>
+          </w:tcPr>
+          <w:p>
+            <w:pPr>
+              <w:jc w:val="left"/>
+            </w:pPr>
+            <w:r/>
+            <w:r>
+              <w:rPr>
+                <w:rFonts w:ascii="Times New Roman" w:hAnsi="Times New Roman" w:eastAsia="Times New Roman"/>
+                <w:b w:val="0"/>
+                <w:sz w:val="24"/>
+              </w:rPr>
+              <w:t>Helmet, CORS, bcrypt, express-rate-limit, Zod validation</w:t>
+            </w:r>
+          </w:p>
+        </w:tc>
+      </w:tr>
+      <w:tr>
+        <w:tc>
+          <w:tcPr>
+            <w:tcW w:type="dxa" w:w="4153"/>
+          </w:tcPr>
+          <w:p>
+            <w:pPr>
+              <w:jc w:val="left"/>
+            </w:pPr>
+            <w:r/>
+            <w:r>
+              <w:rPr>
+                <w:rFonts w:ascii="Times New Roman" w:hAnsi="Times New Roman" w:eastAsia="Times New Roman"/>
+                <w:b w:val="0"/>
+                <w:sz w:val="24"/>
+              </w:rPr>
+              <w:t>Optional Services</w:t>
+            </w:r>
+          </w:p>
+        </w:tc>
+        <w:tc>
+          <w:tcPr>
+            <w:tcW w:type="dxa" w:w="4153"/>
+          </w:tcPr>
+          <w:p>
+            <w:pPr>
+              <w:jc w:val="left"/>
+            </w:pPr>
+            <w:r/>
+            <w:r>
+              <w:rPr>
+                <w:rFonts w:ascii="Times New Roman" w:hAnsi="Times New Roman" w:eastAsia="Times New Roman"/>
+                <w:b w:val="0"/>
+                <w:sz w:val="24"/>
+              </w:rPr>
+              <w:t>Cloudinary (avatars), Resend (password reset email)</w:t>
+            </w:r>
+          </w:p>
+        </w:tc>
+      </w:tr>
+    </w:tbl>
+    <w:p/>
     <w:p>
       <w:pPr>
         <w:jc w:val="center"/>
@@ -2066,19 +2908,220 @@
         <w:t>Table 2.2: User Roles and Permission Matrix</w:t>
       </w:r>
     </w:p>
-    <w:p>
-      <w:pPr>
-        <w:jc w:val="both"/>
-      </w:pPr>
-      <w:r>
-        <w:rPr>
-          <w:rFonts w:ascii="Times New Roman" w:hAnsi="Times New Roman" w:eastAsia="Times New Roman"/>
-          <w:b w:val="0"/>
-          <w:sz w:val="24"/>
-        </w:rPr>
-        <w:t>The system defines four main user groups: Admin, Teacher/CR, Student, and Public. Admin has full control over students, courses, attendance on any date, reports, and settings. Teacher and CR users can access the staff panel but only within their assigned scope. They can mark attendance only for the current date. Students can manage their profile, view attendance, enroll in courses, and read announcements. Public users can search students by roll number without logging in.</w:t>
-      </w:r>
-    </w:p>
+    <w:p/>
+    <w:tbl>
+      <w:tblPr>
+        <w:tblStyle w:val="TableGrid"/>
+        <w:tblW w:type="auto" w:w="0"/>
+        <w:jc w:val="center"/>
+        <w:tblLook w:firstColumn="1" w:firstRow="1" w:lastColumn="0" w:lastRow="0" w:noHBand="0" w:noVBand="1" w:val="04A0"/>
+      </w:tblPr>
+      <w:tblGrid>
+        <w:gridCol w:w="4153"/>
+        <w:gridCol w:w="4153"/>
+      </w:tblGrid>
+      <w:tr>
+        <w:tc>
+          <w:tcPr>
+            <w:tcW w:type="dxa" w:w="4153"/>
+          </w:tcPr>
+          <w:p>
+            <w:pPr>
+              <w:jc w:val="center"/>
+            </w:pPr>
+            <w:r/>
+            <w:r>
+              <w:rPr>
+                <w:rFonts w:ascii="Times New Roman" w:hAnsi="Times New Roman" w:eastAsia="Times New Roman"/>
+                <w:b/>
+                <w:sz w:val="24"/>
+              </w:rPr>
+              <w:t>User Role</w:t>
+            </w:r>
+          </w:p>
+        </w:tc>
+        <w:tc>
+          <w:tcPr>
+            <w:tcW w:type="dxa" w:w="4153"/>
+          </w:tcPr>
+          <w:p>
+            <w:pPr>
+              <w:jc w:val="center"/>
+            </w:pPr>
+            <w:r/>
+            <w:r>
+              <w:rPr>
+                <w:rFonts w:ascii="Times New Roman" w:hAnsi="Times New Roman" w:eastAsia="Times New Roman"/>
+                <w:b/>
+                <w:sz w:val="24"/>
+              </w:rPr>
+              <w:t>Main Permissions</w:t>
+            </w:r>
+          </w:p>
+        </w:tc>
+      </w:tr>
+      <w:tr>
+        <w:tc>
+          <w:tcPr>
+            <w:tcW w:type="dxa" w:w="4153"/>
+          </w:tcPr>
+          <w:p>
+            <w:pPr>
+              <w:jc w:val="left"/>
+            </w:pPr>
+            <w:r/>
+            <w:r>
+              <w:rPr>
+                <w:rFonts w:ascii="Times New Roman" w:hAnsi="Times New Roman" w:eastAsia="Times New Roman"/>
+                <w:b w:val="0"/>
+                <w:sz w:val="24"/>
+              </w:rPr>
+              <w:t>Admin</w:t>
+            </w:r>
+          </w:p>
+        </w:tc>
+        <w:tc>
+          <w:tcPr>
+            <w:tcW w:type="dxa" w:w="4153"/>
+          </w:tcPr>
+          <w:p>
+            <w:pPr>
+              <w:jc w:val="left"/>
+            </w:pPr>
+            <w:r/>
+            <w:r>
+              <w:rPr>
+                <w:rFonts w:ascii="Times New Roman" w:hAnsi="Times New Roman" w:eastAsia="Times New Roman"/>
+                <w:b w:val="0"/>
+                <w:sz w:val="24"/>
+              </w:rPr>
+              <w:t>Full access to students, courses, attendance on any date, reports, and settings</w:t>
+            </w:r>
+          </w:p>
+        </w:tc>
+      </w:tr>
+      <w:tr>
+        <w:tc>
+          <w:tcPr>
+            <w:tcW w:type="dxa" w:w="4153"/>
+          </w:tcPr>
+          <w:p>
+            <w:pPr>
+              <w:jc w:val="left"/>
+            </w:pPr>
+            <w:r/>
+            <w:r>
+              <w:rPr>
+                <w:rFonts w:ascii="Times New Roman" w:hAnsi="Times New Roman" w:eastAsia="Times New Roman"/>
+                <w:b w:val="0"/>
+                <w:sz w:val="24"/>
+              </w:rPr>
+              <w:t>Teacher / CR</w:t>
+            </w:r>
+          </w:p>
+        </w:tc>
+        <w:tc>
+          <w:tcPr>
+            <w:tcW w:type="dxa" w:w="4153"/>
+          </w:tcPr>
+          <w:p>
+            <w:pPr>
+              <w:jc w:val="left"/>
+            </w:pPr>
+            <w:r/>
+            <w:r>
+              <w:rPr>
+                <w:rFonts w:ascii="Times New Roman" w:hAnsi="Times New Roman" w:eastAsia="Times New Roman"/>
+                <w:b w:val="0"/>
+                <w:sz w:val="24"/>
+              </w:rPr>
+              <w:t>Scoped staff panel; attendance only for today within assigned section</w:t>
+            </w:r>
+          </w:p>
+        </w:tc>
+      </w:tr>
+      <w:tr>
+        <w:tc>
+          <w:tcPr>
+            <w:tcW w:type="dxa" w:w="4153"/>
+          </w:tcPr>
+          <w:p>
+            <w:pPr>
+              <w:jc w:val="left"/>
+            </w:pPr>
+            <w:r/>
+            <w:r>
+              <w:rPr>
+                <w:rFonts w:ascii="Times New Roman" w:hAnsi="Times New Roman" w:eastAsia="Times New Roman"/>
+                <w:b w:val="0"/>
+                <w:sz w:val="24"/>
+              </w:rPr>
+              <w:t>Student</w:t>
+            </w:r>
+          </w:p>
+        </w:tc>
+        <w:tc>
+          <w:tcPr>
+            <w:tcW w:type="dxa" w:w="4153"/>
+          </w:tcPr>
+          <w:p>
+            <w:pPr>
+              <w:jc w:val="left"/>
+            </w:pPr>
+            <w:r/>
+            <w:r>
+              <w:rPr>
+                <w:rFonts w:ascii="Times New Roman" w:hAnsi="Times New Roman" w:eastAsia="Times New Roman"/>
+                <w:b w:val="0"/>
+                <w:sz w:val="24"/>
+              </w:rPr>
+              <w:t>Profile, attendance view, course enrollment, routine, and announcements</w:t>
+            </w:r>
+          </w:p>
+        </w:tc>
+      </w:tr>
+      <w:tr>
+        <w:tc>
+          <w:tcPr>
+            <w:tcW w:type="dxa" w:w="4153"/>
+          </w:tcPr>
+          <w:p>
+            <w:pPr>
+              <w:jc w:val="left"/>
+            </w:pPr>
+            <w:r/>
+            <w:r>
+              <w:rPr>
+                <w:rFonts w:ascii="Times New Roman" w:hAnsi="Times New Roman" w:eastAsia="Times New Roman"/>
+                <w:b w:val="0"/>
+                <w:sz w:val="24"/>
+              </w:rPr>
+              <w:t>Public</w:t>
+            </w:r>
+          </w:p>
+        </w:tc>
+        <w:tc>
+          <w:tcPr>
+            <w:tcW w:type="dxa" w:w="4153"/>
+          </w:tcPr>
+          <w:p>
+            <w:pPr>
+              <w:jc w:val="left"/>
+            </w:pPr>
+            <w:r/>
+            <w:r>
+              <w:rPr>
+                <w:rFonts w:ascii="Times New Roman" w:hAnsi="Times New Roman" w:eastAsia="Times New Roman"/>
+                <w:b w:val="0"/>
+                <w:sz w:val="24"/>
+              </w:rPr>
+              <w:t>Student lookup by roll number without login</w:t>
+            </w:r>
+          </w:p>
+        </w:tc>
+      </w:tr>
+    </w:tbl>
+    <w:p/>
     <w:p>
       <w:pPr>
         <w:jc w:val="both"/>
@@ -2102,7 +3145,7 @@
           <w:b w:val="0"/>
           <w:sz w:val="24"/>
         </w:rPr>
-        <w:t>The database schema was designed to reflect real academic relationships. Main tables include users, students, teachers, courses, student_courses, class_sessions, attendance, announcements, class_routine, and system_settings. Supporting tables such as refresh_tokens, password_reset_tokens, notifications, academic_faculty, and section_representatives were also included.</w:t>
+        <w:t>The database schema was designed to reflect real academic relationships. Main tables include users, students, teachers, courses, student_courses, class_sessions, attendance, announcements, class_routine, and system_settings. Supporting tables such as refresh_tokens, password_reset_tokens, notifications, academic_faculty, and section_representatives were also added.</w:t>
       </w:r>
     </w:p>
     <w:p>
@@ -2115,9 +3158,62 @@
           <w:b w:val="0"/>
           <w:sz w:val="24"/>
         </w:rPr>
-        <w:t>The attendance table stores one record per student per class session. This unique constraint prevents duplicate entries and keeps attendance data consistent. Course enrollment is handled through the student_courses table, which ensures that only enrolled students appear on a session attendance sheet.</w:t>
+        <w:t>The attendance table keeps one record per student per class session. This unique rule prevents duplicate entries and keeps the data consistent. Enrollment is handled through student_courses, so only enrolled students appear on a session attendance sheet.</w:t>
       </w:r>
     </w:p>
+    <w:p>
+      <w:pPr>
+        <w:jc w:val="center"/>
+      </w:pPr>
+      <w:r>
+        <w:drawing>
+          <wp:inline xmlns:a="http://schemas.openxmlformats.org/drawingml/2006/main" xmlns:pic="http://schemas.openxmlformats.org/drawingml/2006/picture">
+            <wp:extent cx="5669280" cy="4382727"/>
+            <wp:docPr id="2" name="Picture 2"/>
+            <wp:cNvGraphicFramePr>
+              <a:graphicFrameLocks noChangeAspect="1"/>
+            </wp:cNvGraphicFramePr>
+            <a:graphic>
+              <a:graphicData uri="http://schemas.openxmlformats.org/drawingml/2006/picture">
+                <pic:pic>
+                  <pic:nvPicPr>
+                    <pic:cNvPr id="0" name="fig_2_3_database_er.png"/>
+                    <pic:cNvPicPr/>
+                  </pic:nvPicPr>
+                  <pic:blipFill>
+                    <a:blip r:embed="rId10"/>
+                    <a:stretch>
+                      <a:fillRect/>
+                    </a:stretch>
+                  </pic:blipFill>
+                  <pic:spPr>
+                    <a:xfrm>
+                      <a:off x="0" y="0"/>
+                      <a:ext cx="5669280" cy="4382727"/>
+                    </a:xfrm>
+                    <a:prstGeom prst="rect"/>
+                  </pic:spPr>
+                </pic:pic>
+              </a:graphicData>
+            </a:graphic>
+          </wp:inline>
+        </w:drawing>
+      </w:r>
+    </w:p>
+    <w:p>
+      <w:pPr>
+        <w:jc w:val="center"/>
+      </w:pPr>
+      <w:r>
+        <w:rPr>
+          <w:rFonts w:ascii="Times New Roman" w:hAnsi="Times New Roman" w:eastAsia="Times New Roman"/>
+          <w:b w:val="0"/>
+          <w:sz w:val="24"/>
+        </w:rPr>
+        <w:t>Fig. 2.3: Database Entity Relationship Diagram</w:t>
+      </w:r>
+    </w:p>
+    <w:p/>
     <w:p>
       <w:pPr>
         <w:jc w:val="both"/>
@@ -2141,7 +3237,46 @@
           <w:b w:val="0"/>
           <w:sz w:val="24"/>
         </w:rPr>
-        <w:t>The development process was carried out in stages. First, the database schema and authentication flow were implemented. Then core modules such as student management, course management, and attendance marking were built. After that, secondary modules like announcements, routine, reports, and public lookup were added.</w:t>
+        <w:t>I followed a step-by-step development approach. First, I built the database schema and authentication flow. Then I implemented core modules such as student management, course management, and attendance marking. After that, I added announcements, routine, reports, and public lookup.</w:t>
+      </w:r>
+    </w:p>
+    <w:p>
+      <w:pPr>
+        <w:jc w:val="center"/>
+      </w:pPr>
+      <w:r>
+        <w:drawing>
+          <wp:inline xmlns:a="http://schemas.openxmlformats.org/drawingml/2006/main" xmlns:pic="http://schemas.openxmlformats.org/drawingml/2006/picture">
+            <wp:extent cx="5303520" cy="4118656"/>
+            <wp:docPr id="3" name="Picture 3"/>
+            <wp:cNvGraphicFramePr>
+              <a:graphicFrameLocks noChangeAspect="1"/>
+            </wp:cNvGraphicFramePr>
+            <a:graphic>
+              <a:graphicData uri="http://schemas.openxmlformats.org/drawingml/2006/picture">
+                <pic:pic>
+                  <pic:nvPicPr>
+                    <pic:cNvPr id="0" name="fig_2_2_auth_flow.png"/>
+                    <pic:cNvPicPr/>
+                  </pic:nvPicPr>
+                  <pic:blipFill>
+                    <a:blip r:embed="rId11"/>
+                    <a:stretch>
+                      <a:fillRect/>
+                    </a:stretch>
+                  </pic:blipFill>
+                  <pic:spPr>
+                    <a:xfrm>
+                      <a:off x="0" y="0"/>
+                      <a:ext cx="5303520" cy="4118656"/>
+                    </a:xfrm>
+                    <a:prstGeom prst="rect"/>
+                  </pic:spPr>
+                </pic:pic>
+              </a:graphicData>
+            </a:graphic>
+          </wp:inline>
+        </w:drawing>
       </w:r>
     </w:p>
     <w:p>
@@ -2157,6 +3292,7 @@
         <w:t>Fig. 2.2: Authentication and Session Flow</w:t>
       </w:r>
     </w:p>
+    <w:p/>
     <w:p>
       <w:pPr>
         <w:jc w:val="both"/>
@@ -2167,7 +3303,7 @@
           <w:b w:val="0"/>
           <w:sz w:val="24"/>
         </w:rPr>
-        <w:t>During implementation, server-side validation and role checks were applied on every sensitive route. For example, a CR account cannot change system settings, delete students, or mark attendance for another section. These restrictions were enforced in middleware and service layers, not only in the UI.</w:t>
+        <w:t>During implementation, I applied server-side validation and role checks on every sensitive route. For example, a CR cannot change system settings, delete students, or mark attendance for another section. These rules were enforced in middleware and service layers, not only in the user interface.</w:t>
       </w:r>
     </w:p>
     <w:p>
@@ -2180,7 +3316,7 @@
           <w:b w:val="0"/>
           <w:sz w:val="24"/>
         </w:rPr>
-        <w:t>NUBTK-specific data such as course catalogs, class routines, faculty records, section representatives, and CR accounts were imported using seed scripts from parsed markdown sources. This made it possible to test the system with realistic academic data instead of dummy placeholders.</w:t>
+        <w:t>To make testing realistic, NUBTK-specific data such as course catalogs, class routines, faculty records, section representatives, and CR accounts were imported through seed scripts from parsed markdown sources. This was much better than using dummy placeholder data.</w:t>
       </w:r>
     </w:p>
     <w:p>
@@ -2193,7 +3329,7 @@
           <w:b w:val="0"/>
           <w:sz w:val="24"/>
         </w:rPr>
-        <w:t>The field work was conducted at [Organization / Training Location Name] from [Start Date] to [End Date]. Daily tasks included requirement review, feature implementation, debugging, interface improvement, and documentation of progress.</w:t>
+        <w:t>The field work was conducted at Department of Computer Science and Engineering, Northern University of Business and Technology Khulna during March 2026 to June 2026. My daily work included requirement review, feature implementation, debugging, UI improvement, testing with sample academic data, and preparing this report.</w:t>
       </w:r>
     </w:p>
     <w:p>
@@ -2254,7 +3390,7 @@
           <w:b w:val="0"/>
           <w:sz w:val="24"/>
         </w:rPr>
-        <w:t>By the end of the field work period, a working full-stack attendance management platform was developed. Table 3.1 lists the major modules and their purpose.</w:t>
+        <w:t>By the end of the training period, I completed a working full-stack attendance management platform. Table 3.1 lists the major modules and their purpose.</w:t>
       </w:r>
     </w:p>
     <w:p>
@@ -2270,123 +3406,420 @@
         <w:t>Table 3.1: Core System Modules and Description</w:t>
       </w:r>
     </w:p>
-    <w:p>
-      <w:pPr>
-        <w:jc w:val="both"/>
-      </w:pPr>
-      <w:r>
-        <w:rPr>
-          <w:rFonts w:ascii="Times New Roman" w:hAnsi="Times New Roman" w:eastAsia="Times New Roman"/>
-          <w:b w:val="0"/>
-          <w:sz w:val="24"/>
-        </w:rPr>
-        <w:t>• Authentication Module | Login, logout, token refresh, password reset, student registration</w:t>
-      </w:r>
-    </w:p>
-    <w:p>
-      <w:pPr>
-        <w:jc w:val="both"/>
-      </w:pPr>
-      <w:r>
-        <w:rPr>
-          <w:rFonts w:ascii="Times New Roman" w:hAnsi="Times New Roman" w:eastAsia="Times New Roman"/>
-          <w:b w:val="0"/>
-          <w:sz w:val="24"/>
-        </w:rPr>
-        <w:t>• Attendance Module | Session-based attendance sheets with calendar navigation</w:t>
-      </w:r>
-    </w:p>
-    <w:p>
-      <w:pPr>
-        <w:jc w:val="both"/>
-      </w:pPr>
-      <w:r>
-        <w:rPr>
-          <w:rFonts w:ascii="Times New Roman" w:hAnsi="Times New Roman" w:eastAsia="Times New Roman"/>
-          <w:b w:val="0"/>
-          <w:sz w:val="24"/>
-        </w:rPr>
-        <w:t>• Student Module | Profile management, attendance history, course enrollment</w:t>
-      </w:r>
-    </w:p>
-    <w:p>
-      <w:pPr>
-        <w:jc w:val="both"/>
-      </w:pPr>
-      <w:r>
-        <w:rPr>
-          <w:rFonts w:ascii="Times New Roman" w:hAnsi="Times New Roman" w:eastAsia="Times New Roman"/>
-          <w:b w:val="0"/>
-          <w:sz w:val="24"/>
-        </w:rPr>
-        <w:t>• Course Module | Course catalog, teacher assignment, enrollment management</w:t>
-      </w:r>
-    </w:p>
-    <w:p>
-      <w:pPr>
-        <w:jc w:val="both"/>
-      </w:pPr>
-      <w:r>
-        <w:rPr>
-          <w:rFonts w:ascii="Times New Roman" w:hAnsi="Times New Roman" w:eastAsia="Times New Roman"/>
-          <w:b w:val="0"/>
-          <w:sz w:val="24"/>
-        </w:rPr>
-        <w:t>• Routine Module | Weekly class schedule viewing and management</w:t>
-      </w:r>
-    </w:p>
-    <w:p>
-      <w:pPr>
-        <w:jc w:val="both"/>
-      </w:pPr>
-      <w:r>
-        <w:rPr>
-          <w:rFonts w:ascii="Times New Roman" w:hAnsi="Times New Roman" w:eastAsia="Times New Roman"/>
-          <w:b w:val="0"/>
-          <w:sz w:val="24"/>
-        </w:rPr>
-        <w:t>• Announcement Module | Targeted notices for all, department, or section</w:t>
-      </w:r>
-    </w:p>
-    <w:p>
-      <w:pPr>
-        <w:jc w:val="both"/>
-      </w:pPr>
-      <w:r>
-        <w:rPr>
-          <w:rFonts w:ascii="Times New Roman" w:hAnsi="Times New Roman" w:eastAsia="Times New Roman"/>
-          <w:b w:val="0"/>
-          <w:sz w:val="24"/>
-        </w:rPr>
-        <w:t>• Report Module | Attendance trends, defaulter lists, course-wise statistics</w:t>
-      </w:r>
-    </w:p>
-    <w:p>
-      <w:pPr>
-        <w:jc w:val="both"/>
-      </w:pPr>
-      <w:r>
-        <w:rPr>
-          <w:rFonts w:ascii="Times New Roman" w:hAnsi="Times New Roman" w:eastAsia="Times New Roman"/>
-          <w:b w:val="0"/>
-          <w:sz w:val="24"/>
-        </w:rPr>
-        <w:t>• Public Lookup Module | Student search and public attendance summary</w:t>
-      </w:r>
-    </w:p>
-    <w:p>
-      <w:pPr>
-        <w:jc w:val="both"/>
-      </w:pPr>
-      <w:r>
-        <w:rPr>
-          <w:rFonts w:ascii="Times New Roman" w:hAnsi="Times New Roman" w:eastAsia="Times New Roman"/>
-          <w:b w:val="0"/>
-          <w:sz w:val="24"/>
-        </w:rPr>
-        <w:t>• Settings Module | Attendance threshold, academic year, semester, app mode</w:t>
-      </w:r>
-    </w:p>
+    <w:p/>
+    <w:tbl>
+      <w:tblPr>
+        <w:tblStyle w:val="TableGrid"/>
+        <w:tblW w:type="auto" w:w="0"/>
+        <w:jc w:val="center"/>
+        <w:tblLook w:firstColumn="1" w:firstRow="1" w:lastColumn="0" w:lastRow="0" w:noHBand="0" w:noVBand="1" w:val="04A0"/>
+      </w:tblPr>
+      <w:tblGrid>
+        <w:gridCol w:w="4153"/>
+        <w:gridCol w:w="4153"/>
+      </w:tblGrid>
+      <w:tr>
+        <w:tc>
+          <w:tcPr>
+            <w:tcW w:type="dxa" w:w="4153"/>
+          </w:tcPr>
+          <w:p>
+            <w:pPr>
+              <w:jc w:val="center"/>
+            </w:pPr>
+            <w:r/>
+            <w:r>
+              <w:rPr>
+                <w:rFonts w:ascii="Times New Roman" w:hAnsi="Times New Roman" w:eastAsia="Times New Roman"/>
+                <w:b/>
+                <w:sz w:val="24"/>
+              </w:rPr>
+              <w:t>Module</w:t>
+            </w:r>
+          </w:p>
+        </w:tc>
+        <w:tc>
+          <w:tcPr>
+            <w:tcW w:type="dxa" w:w="4153"/>
+          </w:tcPr>
+          <w:p>
+            <w:pPr>
+              <w:jc w:val="center"/>
+            </w:pPr>
+            <w:r/>
+            <w:r>
+              <w:rPr>
+                <w:rFonts w:ascii="Times New Roman" w:hAnsi="Times New Roman" w:eastAsia="Times New Roman"/>
+                <w:b/>
+                <w:sz w:val="24"/>
+              </w:rPr>
+              <w:t>Description</w:t>
+            </w:r>
+          </w:p>
+        </w:tc>
+      </w:tr>
+      <w:tr>
+        <w:tc>
+          <w:tcPr>
+            <w:tcW w:type="dxa" w:w="4153"/>
+          </w:tcPr>
+          <w:p>
+            <w:pPr>
+              <w:jc w:val="left"/>
+            </w:pPr>
+            <w:r/>
+            <w:r>
+              <w:rPr>
+                <w:rFonts w:ascii="Times New Roman" w:hAnsi="Times New Roman" w:eastAsia="Times New Roman"/>
+                <w:b w:val="0"/>
+                <w:sz w:val="24"/>
+              </w:rPr>
+              <w:t>Authentication</w:t>
+            </w:r>
+          </w:p>
+        </w:tc>
+        <w:tc>
+          <w:tcPr>
+            <w:tcW w:type="dxa" w:w="4153"/>
+          </w:tcPr>
+          <w:p>
+            <w:pPr>
+              <w:jc w:val="left"/>
+            </w:pPr>
+            <w:r/>
+            <w:r>
+              <w:rPr>
+                <w:rFonts w:ascii="Times New Roman" w:hAnsi="Times New Roman" w:eastAsia="Times New Roman"/>
+                <w:b w:val="0"/>
+                <w:sz w:val="24"/>
+              </w:rPr>
+              <w:t>Login, logout, token refresh, password reset, student registration</w:t>
+            </w:r>
+          </w:p>
+        </w:tc>
+      </w:tr>
+      <w:tr>
+        <w:tc>
+          <w:tcPr>
+            <w:tcW w:type="dxa" w:w="4153"/>
+          </w:tcPr>
+          <w:p>
+            <w:pPr>
+              <w:jc w:val="left"/>
+            </w:pPr>
+            <w:r/>
+            <w:r>
+              <w:rPr>
+                <w:rFonts w:ascii="Times New Roman" w:hAnsi="Times New Roman" w:eastAsia="Times New Roman"/>
+                <w:b w:val="0"/>
+                <w:sz w:val="24"/>
+              </w:rPr>
+              <w:t>Attendance</w:t>
+            </w:r>
+          </w:p>
+        </w:tc>
+        <w:tc>
+          <w:tcPr>
+            <w:tcW w:type="dxa" w:w="4153"/>
+          </w:tcPr>
+          <w:p>
+            <w:pPr>
+              <w:jc w:val="left"/>
+            </w:pPr>
+            <w:r/>
+            <w:r>
+              <w:rPr>
+                <w:rFonts w:ascii="Times New Roman" w:hAnsi="Times New Roman" w:eastAsia="Times New Roman"/>
+                <w:b w:val="0"/>
+                <w:sz w:val="24"/>
+              </w:rPr>
+              <w:t>Session-based attendance sheets with calendar navigation</w:t>
+            </w:r>
+          </w:p>
+        </w:tc>
+      </w:tr>
+      <w:tr>
+        <w:tc>
+          <w:tcPr>
+            <w:tcW w:type="dxa" w:w="4153"/>
+          </w:tcPr>
+          <w:p>
+            <w:pPr>
+              <w:jc w:val="left"/>
+            </w:pPr>
+            <w:r/>
+            <w:r>
+              <w:rPr>
+                <w:rFonts w:ascii="Times New Roman" w:hAnsi="Times New Roman" w:eastAsia="Times New Roman"/>
+                <w:b w:val="0"/>
+                <w:sz w:val="24"/>
+              </w:rPr>
+              <w:t>Student Portal</w:t>
+            </w:r>
+          </w:p>
+        </w:tc>
+        <w:tc>
+          <w:tcPr>
+            <w:tcW w:type="dxa" w:w="4153"/>
+          </w:tcPr>
+          <w:p>
+            <w:pPr>
+              <w:jc w:val="left"/>
+            </w:pPr>
+            <w:r/>
+            <w:r>
+              <w:rPr>
+                <w:rFonts w:ascii="Times New Roman" w:hAnsi="Times New Roman" w:eastAsia="Times New Roman"/>
+                <w:b w:val="0"/>
+                <w:sz w:val="24"/>
+              </w:rPr>
+              <w:t>Profile management, attendance history, course enrollment</w:t>
+            </w:r>
+          </w:p>
+        </w:tc>
+      </w:tr>
+      <w:tr>
+        <w:tc>
+          <w:tcPr>
+            <w:tcW w:type="dxa" w:w="4153"/>
+          </w:tcPr>
+          <w:p>
+            <w:pPr>
+              <w:jc w:val="left"/>
+            </w:pPr>
+            <w:r/>
+            <w:r>
+              <w:rPr>
+                <w:rFonts w:ascii="Times New Roman" w:hAnsi="Times New Roman" w:eastAsia="Times New Roman"/>
+                <w:b w:val="0"/>
+                <w:sz w:val="24"/>
+              </w:rPr>
+              <w:t>Course Management</w:t>
+            </w:r>
+          </w:p>
+        </w:tc>
+        <w:tc>
+          <w:tcPr>
+            <w:tcW w:type="dxa" w:w="4153"/>
+          </w:tcPr>
+          <w:p>
+            <w:pPr>
+              <w:jc w:val="left"/>
+            </w:pPr>
+            <w:r/>
+            <w:r>
+              <w:rPr>
+                <w:rFonts w:ascii="Times New Roman" w:hAnsi="Times New Roman" w:eastAsia="Times New Roman"/>
+                <w:b w:val="0"/>
+                <w:sz w:val="24"/>
+              </w:rPr>
+              <w:t>Course catalog, teacher assignment, enrollment handling</w:t>
+            </w:r>
+          </w:p>
+        </w:tc>
+      </w:tr>
+      <w:tr>
+        <w:tc>
+          <w:tcPr>
+            <w:tcW w:type="dxa" w:w="4153"/>
+          </w:tcPr>
+          <w:p>
+            <w:pPr>
+              <w:jc w:val="left"/>
+            </w:pPr>
+            <w:r/>
+            <w:r>
+              <w:rPr>
+                <w:rFonts w:ascii="Times New Roman" w:hAnsi="Times New Roman" w:eastAsia="Times New Roman"/>
+                <w:b w:val="0"/>
+                <w:sz w:val="24"/>
+              </w:rPr>
+              <w:t>Routine</w:t>
+            </w:r>
+          </w:p>
+        </w:tc>
+        <w:tc>
+          <w:tcPr>
+            <w:tcW w:type="dxa" w:w="4153"/>
+          </w:tcPr>
+          <w:p>
+            <w:pPr>
+              <w:jc w:val="left"/>
+            </w:pPr>
+            <w:r/>
+            <w:r>
+              <w:rPr>
+                <w:rFonts w:ascii="Times New Roman" w:hAnsi="Times New Roman" w:eastAsia="Times New Roman"/>
+                <w:b w:val="0"/>
+                <w:sz w:val="24"/>
+              </w:rPr>
+              <w:t>Weekly class schedule viewing and management</w:t>
+            </w:r>
+          </w:p>
+        </w:tc>
+      </w:tr>
+      <w:tr>
+        <w:tc>
+          <w:tcPr>
+            <w:tcW w:type="dxa" w:w="4153"/>
+          </w:tcPr>
+          <w:p>
+            <w:pPr>
+              <w:jc w:val="left"/>
+            </w:pPr>
+            <w:r/>
+            <w:r>
+              <w:rPr>
+                <w:rFonts w:ascii="Times New Roman" w:hAnsi="Times New Roman" w:eastAsia="Times New Roman"/>
+                <w:b w:val="0"/>
+                <w:sz w:val="24"/>
+              </w:rPr>
+              <w:t>Announcements</w:t>
+            </w:r>
+          </w:p>
+        </w:tc>
+        <w:tc>
+          <w:tcPr>
+            <w:tcW w:type="dxa" w:w="4153"/>
+          </w:tcPr>
+          <w:p>
+            <w:pPr>
+              <w:jc w:val="left"/>
+            </w:pPr>
+            <w:r/>
+            <w:r>
+              <w:rPr>
+                <w:rFonts w:ascii="Times New Roman" w:hAnsi="Times New Roman" w:eastAsia="Times New Roman"/>
+                <w:b w:val="0"/>
+                <w:sz w:val="24"/>
+              </w:rPr>
+              <w:t>Targeted notices for all, department, or section</w:t>
+            </w:r>
+          </w:p>
+        </w:tc>
+      </w:tr>
+      <w:tr>
+        <w:tc>
+          <w:tcPr>
+            <w:tcW w:type="dxa" w:w="4153"/>
+          </w:tcPr>
+          <w:p>
+            <w:pPr>
+              <w:jc w:val="left"/>
+            </w:pPr>
+            <w:r/>
+            <w:r>
+              <w:rPr>
+                <w:rFonts w:ascii="Times New Roman" w:hAnsi="Times New Roman" w:eastAsia="Times New Roman"/>
+                <w:b w:val="0"/>
+                <w:sz w:val="24"/>
+              </w:rPr>
+              <w:t>Reports</w:t>
+            </w:r>
+          </w:p>
+        </w:tc>
+        <w:tc>
+          <w:tcPr>
+            <w:tcW w:type="dxa" w:w="4153"/>
+          </w:tcPr>
+          <w:p>
+            <w:pPr>
+              <w:jc w:val="left"/>
+            </w:pPr>
+            <w:r/>
+            <w:r>
+              <w:rPr>
+                <w:rFonts w:ascii="Times New Roman" w:hAnsi="Times New Roman" w:eastAsia="Times New Roman"/>
+                <w:b w:val="0"/>
+                <w:sz w:val="24"/>
+              </w:rPr>
+              <w:t>Attendance trends, defaulter lists, course-wise statistics</w:t>
+            </w:r>
+          </w:p>
+        </w:tc>
+      </w:tr>
+      <w:tr>
+        <w:tc>
+          <w:tcPr>
+            <w:tcW w:type="dxa" w:w="4153"/>
+          </w:tcPr>
+          <w:p>
+            <w:pPr>
+              <w:jc w:val="left"/>
+            </w:pPr>
+            <w:r/>
+            <w:r>
+              <w:rPr>
+                <w:rFonts w:ascii="Times New Roman" w:hAnsi="Times New Roman" w:eastAsia="Times New Roman"/>
+                <w:b w:val="0"/>
+                <w:sz w:val="24"/>
+              </w:rPr>
+              <w:t>Public Lookup</w:t>
+            </w:r>
+          </w:p>
+        </w:tc>
+        <w:tc>
+          <w:tcPr>
+            <w:tcW w:type="dxa" w:w="4153"/>
+          </w:tcPr>
+          <w:p>
+            <w:pPr>
+              <w:jc w:val="left"/>
+            </w:pPr>
+            <w:r/>
+            <w:r>
+              <w:rPr>
+                <w:rFonts w:ascii="Times New Roman" w:hAnsi="Times New Roman" w:eastAsia="Times New Roman"/>
+                <w:b w:val="0"/>
+                <w:sz w:val="24"/>
+              </w:rPr>
+              <w:t>Student search and public attendance summary</w:t>
+            </w:r>
+          </w:p>
+        </w:tc>
+      </w:tr>
+      <w:tr>
+        <w:tc>
+          <w:tcPr>
+            <w:tcW w:type="dxa" w:w="4153"/>
+          </w:tcPr>
+          <w:p>
+            <w:pPr>
+              <w:jc w:val="left"/>
+            </w:pPr>
+            <w:r/>
+            <w:r>
+              <w:rPr>
+                <w:rFonts w:ascii="Times New Roman" w:hAnsi="Times New Roman" w:eastAsia="Times New Roman"/>
+                <w:b w:val="0"/>
+                <w:sz w:val="24"/>
+              </w:rPr>
+              <w:t>Settings</w:t>
+            </w:r>
+          </w:p>
+        </w:tc>
+        <w:tc>
+          <w:tcPr>
+            <w:tcW w:type="dxa" w:w="4153"/>
+          </w:tcPr>
+          <w:p>
+            <w:pPr>
+              <w:jc w:val="left"/>
+            </w:pPr>
+            <w:r/>
+            <w:r>
+              <w:rPr>
+                <w:rFonts w:ascii="Times New Roman" w:hAnsi="Times New Roman" w:eastAsia="Times New Roman"/>
+                <w:b w:val="0"/>
+                <w:sz w:val="24"/>
+              </w:rPr>
+              <w:t>Attendance threshold, academic year, semester, app mode</w:t>
+            </w:r>
+          </w:p>
+        </w:tc>
+      </w:tr>
+    </w:tbl>
+    <w:p/>
     <w:p>
       <w:pPr>
         <w:jc w:val="both"/>
@@ -2410,7 +3843,46 @@
           <w:b w:val="0"/>
           <w:sz w:val="24"/>
         </w:rPr>
-        <w:t>One of the most useful results of this project is the attendance marking workflow. Staff users select semester, section, course, and date, then mark each enrolled student as present, absent, late, or excused. In general mode, the attendance page is simplified for fast daily use with a calendar strip and quick toggles.</w:t>
+        <w:t>One of the strongest parts of the system is the attendance marking workflow. Staff users select semester, section, course, and date, then mark each enrolled student as present, absent, late, or excused. In general mode, the attendance page is simplified for fast daily use with a calendar strip and quick toggles.</w:t>
+      </w:r>
+    </w:p>
+    <w:p>
+      <w:pPr>
+        <w:jc w:val="center"/>
+      </w:pPr>
+      <w:r>
+        <w:drawing>
+          <wp:inline xmlns:a="http://schemas.openxmlformats.org/drawingml/2006/main" xmlns:pic="http://schemas.openxmlformats.org/drawingml/2006/picture">
+            <wp:extent cx="5303520" cy="5430351"/>
+            <wp:docPr id="4" name="Picture 4"/>
+            <wp:cNvGraphicFramePr>
+              <a:graphicFrameLocks noChangeAspect="1"/>
+            </wp:cNvGraphicFramePr>
+            <a:graphic>
+              <a:graphicData uri="http://schemas.openxmlformats.org/drawingml/2006/picture">
+                <pic:pic>
+                  <pic:nvPicPr>
+                    <pic:cNvPr id="0" name="fig_3_1_attendance_workflow.png"/>
+                    <pic:cNvPicPr/>
+                  </pic:nvPicPr>
+                  <pic:blipFill>
+                    <a:blip r:embed="rId12"/>
+                    <a:stretch>
+                      <a:fillRect/>
+                    </a:stretch>
+                  </pic:blipFill>
+                  <pic:spPr>
+                    <a:xfrm>
+                      <a:off x="0" y="0"/>
+                      <a:ext cx="5303520" cy="5430351"/>
+                    </a:xfrm>
+                    <a:prstGeom prst="rect"/>
+                  </pic:spPr>
+                </pic:pic>
+              </a:graphicData>
+            </a:graphic>
+          </wp:inline>
+        </w:drawing>
       </w:r>
     </w:p>
     <w:p>
@@ -2426,6 +3898,7 @@
         <w:t>Fig. 3.1: Attendance Marking Workflow</w:t>
       </w:r>
     </w:p>
+    <w:p/>
     <w:p>
       <w:pPr>
         <w:jc w:val="center"/>
@@ -2439,6 +3912,220 @@
         <w:t>Table 3.2: Attendance Status Types</w:t>
       </w:r>
     </w:p>
+    <w:p/>
+    <w:tbl>
+      <w:tblPr>
+        <w:tblStyle w:val="TableGrid"/>
+        <w:tblW w:type="auto" w:w="0"/>
+        <w:jc w:val="center"/>
+        <w:tblLook w:firstColumn="1" w:firstRow="1" w:lastColumn="0" w:lastRow="0" w:noHBand="0" w:noVBand="1" w:val="04A0"/>
+      </w:tblPr>
+      <w:tblGrid>
+        <w:gridCol w:w="4153"/>
+        <w:gridCol w:w="4153"/>
+      </w:tblGrid>
+      <w:tr>
+        <w:tc>
+          <w:tcPr>
+            <w:tcW w:type="dxa" w:w="4153"/>
+          </w:tcPr>
+          <w:p>
+            <w:pPr>
+              <w:jc w:val="center"/>
+            </w:pPr>
+            <w:r/>
+            <w:r>
+              <w:rPr>
+                <w:rFonts w:ascii="Times New Roman" w:hAnsi="Times New Roman" w:eastAsia="Times New Roman"/>
+                <w:b/>
+                <w:sz w:val="24"/>
+              </w:rPr>
+              <w:t>Status</w:t>
+            </w:r>
+          </w:p>
+        </w:tc>
+        <w:tc>
+          <w:tcPr>
+            <w:tcW w:type="dxa" w:w="4153"/>
+          </w:tcPr>
+          <w:p>
+            <w:pPr>
+              <w:jc w:val="center"/>
+            </w:pPr>
+            <w:r/>
+            <w:r>
+              <w:rPr>
+                <w:rFonts w:ascii="Times New Roman" w:hAnsi="Times New Roman" w:eastAsia="Times New Roman"/>
+                <w:b/>
+                <w:sz w:val="24"/>
+              </w:rPr>
+              <w:t>Meaning</w:t>
+            </w:r>
+          </w:p>
+        </w:tc>
+      </w:tr>
+      <w:tr>
+        <w:tc>
+          <w:tcPr>
+            <w:tcW w:type="dxa" w:w="4153"/>
+          </w:tcPr>
+          <w:p>
+            <w:pPr>
+              <w:jc w:val="left"/>
+            </w:pPr>
+            <w:r/>
+            <w:r>
+              <w:rPr>
+                <w:rFonts w:ascii="Times New Roman" w:hAnsi="Times New Roman" w:eastAsia="Times New Roman"/>
+                <w:b w:val="0"/>
+                <w:sz w:val="24"/>
+              </w:rPr>
+              <w:t>Present</w:t>
+            </w:r>
+          </w:p>
+        </w:tc>
+        <w:tc>
+          <w:tcPr>
+            <w:tcW w:type="dxa" w:w="4153"/>
+          </w:tcPr>
+          <w:p>
+            <w:pPr>
+              <w:jc w:val="left"/>
+            </w:pPr>
+            <w:r/>
+            <w:r>
+              <w:rPr>
+                <w:rFonts w:ascii="Times New Roman" w:hAnsi="Times New Roman" w:eastAsia="Times New Roman"/>
+                <w:b w:val="0"/>
+                <w:sz w:val="24"/>
+              </w:rPr>
+              <w:t>Student attended the class</w:t>
+            </w:r>
+          </w:p>
+        </w:tc>
+      </w:tr>
+      <w:tr>
+        <w:tc>
+          <w:tcPr>
+            <w:tcW w:type="dxa" w:w="4153"/>
+          </w:tcPr>
+          <w:p>
+            <w:pPr>
+              <w:jc w:val="left"/>
+            </w:pPr>
+            <w:r/>
+            <w:r>
+              <w:rPr>
+                <w:rFonts w:ascii="Times New Roman" w:hAnsi="Times New Roman" w:eastAsia="Times New Roman"/>
+                <w:b w:val="0"/>
+                <w:sz w:val="24"/>
+              </w:rPr>
+              <w:t>Absent</w:t>
+            </w:r>
+          </w:p>
+        </w:tc>
+        <w:tc>
+          <w:tcPr>
+            <w:tcW w:type="dxa" w:w="4153"/>
+          </w:tcPr>
+          <w:p>
+            <w:pPr>
+              <w:jc w:val="left"/>
+            </w:pPr>
+            <w:r/>
+            <w:r>
+              <w:rPr>
+                <w:rFonts w:ascii="Times New Roman" w:hAnsi="Times New Roman" w:eastAsia="Times New Roman"/>
+                <w:b w:val="0"/>
+                <w:sz w:val="24"/>
+              </w:rPr>
+              <w:t>Student did not attend the class</w:t>
+            </w:r>
+          </w:p>
+        </w:tc>
+      </w:tr>
+      <w:tr>
+        <w:tc>
+          <w:tcPr>
+            <w:tcW w:type="dxa" w:w="4153"/>
+          </w:tcPr>
+          <w:p>
+            <w:pPr>
+              <w:jc w:val="left"/>
+            </w:pPr>
+            <w:r/>
+            <w:r>
+              <w:rPr>
+                <w:rFonts w:ascii="Times New Roman" w:hAnsi="Times New Roman" w:eastAsia="Times New Roman"/>
+                <w:b w:val="0"/>
+                <w:sz w:val="24"/>
+              </w:rPr>
+              <w:t>Late</w:t>
+            </w:r>
+          </w:p>
+        </w:tc>
+        <w:tc>
+          <w:tcPr>
+            <w:tcW w:type="dxa" w:w="4153"/>
+          </w:tcPr>
+          <w:p>
+            <w:pPr>
+              <w:jc w:val="left"/>
+            </w:pPr>
+            <w:r/>
+            <w:r>
+              <w:rPr>
+                <w:rFonts w:ascii="Times New Roman" w:hAnsi="Times New Roman" w:eastAsia="Times New Roman"/>
+                <w:b w:val="0"/>
+                <w:sz w:val="24"/>
+              </w:rPr>
+              <w:t>Student attended after the allowed time</w:t>
+            </w:r>
+          </w:p>
+        </w:tc>
+      </w:tr>
+      <w:tr>
+        <w:tc>
+          <w:tcPr>
+            <w:tcW w:type="dxa" w:w="4153"/>
+          </w:tcPr>
+          <w:p>
+            <w:pPr>
+              <w:jc w:val="left"/>
+            </w:pPr>
+            <w:r/>
+            <w:r>
+              <w:rPr>
+                <w:rFonts w:ascii="Times New Roman" w:hAnsi="Times New Roman" w:eastAsia="Times New Roman"/>
+                <w:b w:val="0"/>
+                <w:sz w:val="24"/>
+              </w:rPr>
+              <w:t>Excused</w:t>
+            </w:r>
+          </w:p>
+        </w:tc>
+        <w:tc>
+          <w:tcPr>
+            <w:tcW w:type="dxa" w:w="4153"/>
+          </w:tcPr>
+          <w:p>
+            <w:pPr>
+              <w:jc w:val="left"/>
+            </w:pPr>
+            <w:r/>
+            <w:r>
+              <w:rPr>
+                <w:rFonts w:ascii="Times New Roman" w:hAnsi="Times New Roman" w:eastAsia="Times New Roman"/>
+                <w:b w:val="0"/>
+                <w:sz w:val="24"/>
+              </w:rPr>
+              <w:t>Student was absent with valid approval</w:t>
+            </w:r>
+          </w:p>
+        </w:tc>
+      </w:tr>
+    </w:tbl>
+    <w:p/>
     <w:p>
       <w:pPr>
         <w:jc w:val="both"/>
@@ -2449,59 +4136,46 @@
           <w:b w:val="0"/>
           <w:sz w:val="24"/>
         </w:rPr>
-        <w:t>• Present | Student attended the class</w:t>
+        <w:t>The student portal gives a dashboard with attendance summary, enrolled courses, routine, and announcements. This allows students to check their academic standing without asking the CR again and again.</w:t>
       </w:r>
     </w:p>
     <w:p>
       <w:pPr>
-        <w:jc w:val="both"/>
+        <w:jc w:val="center"/>
       </w:pPr>
       <w:r>
-        <w:rPr>
-          <w:rFonts w:ascii="Times New Roman" w:hAnsi="Times New Roman" w:eastAsia="Times New Roman"/>
-          <w:b w:val="0"/>
-          <w:sz w:val="24"/>
-        </w:rPr>
-        <w:t>• Absent | Student did not attend the class</w:t>
-      </w:r>
-    </w:p>
-    <w:p>
-      <w:pPr>
-        <w:jc w:val="both"/>
-      </w:pPr>
-      <w:r>
-        <w:rPr>
-          <w:rFonts w:ascii="Times New Roman" w:hAnsi="Times New Roman" w:eastAsia="Times New Roman"/>
-          <w:b w:val="0"/>
-          <w:sz w:val="24"/>
-        </w:rPr>
-        <w:t>• Late | Student attended but after the allowed time</w:t>
-      </w:r>
-    </w:p>
-    <w:p>
-      <w:pPr>
-        <w:jc w:val="both"/>
-      </w:pPr>
-      <w:r>
-        <w:rPr>
-          <w:rFonts w:ascii="Times New Roman" w:hAnsi="Times New Roman" w:eastAsia="Times New Roman"/>
-          <w:b w:val="0"/>
-          <w:sz w:val="24"/>
-        </w:rPr>
-        <w:t>• Excused | Student was absent with valid approval</w:t>
-      </w:r>
-    </w:p>
-    <w:p>
-      <w:pPr>
-        <w:jc w:val="both"/>
-      </w:pPr>
-      <w:r>
-        <w:rPr>
-          <w:rFonts w:ascii="Times New Roman" w:hAnsi="Times New Roman" w:eastAsia="Times New Roman"/>
-          <w:b w:val="0"/>
-          <w:sz w:val="24"/>
-        </w:rPr>
-        <w:t>The student portal provides a dashboard with attendance summary, enrolled courses, routine, and announcements. This gives students direct visibility into their academic standing without needing to contact the CR for every update.</w:t>
+        <w:drawing>
+          <wp:inline xmlns:a="http://schemas.openxmlformats.org/drawingml/2006/main" xmlns:pic="http://schemas.openxmlformats.org/drawingml/2006/picture">
+            <wp:extent cx="5303520" cy="3618009"/>
+            <wp:docPr id="5" name="Picture 5"/>
+            <wp:cNvGraphicFramePr>
+              <a:graphicFrameLocks noChangeAspect="1"/>
+            </wp:cNvGraphicFramePr>
+            <a:graphic>
+              <a:graphicData uri="http://schemas.openxmlformats.org/drawingml/2006/picture">
+                <pic:pic>
+                  <pic:nvPicPr>
+                    <pic:cNvPr id="0" name="fig_3_2_student_portal.png"/>
+                    <pic:cNvPicPr/>
+                  </pic:nvPicPr>
+                  <pic:blipFill>
+                    <a:blip r:embed="rId13"/>
+                    <a:stretch>
+                      <a:fillRect/>
+                    </a:stretch>
+                  </pic:blipFill>
+                  <pic:spPr>
+                    <a:xfrm>
+                      <a:off x="0" y="0"/>
+                      <a:ext cx="5303520" cy="3618009"/>
+                    </a:xfrm>
+                    <a:prstGeom prst="rect"/>
+                  </pic:spPr>
+                </pic:pic>
+              </a:graphicData>
+            </a:graphic>
+          </wp:inline>
+        </w:drawing>
       </w:r>
     </w:p>
     <w:p>
@@ -2517,6 +4191,7 @@
         <w:t>Fig. 3.2: Student Portal Dashboard Overview</w:t>
       </w:r>
     </w:p>
+    <w:p/>
     <w:p>
       <w:pPr>
         <w:jc w:val="both"/>
@@ -2527,7 +4202,7 @@
           <w:b w:val="0"/>
           <w:sz w:val="24"/>
         </w:rPr>
-        <w:t>The reporting module allows staff to filter attendance by course, section, semester, and date range. It can generate course-wise percentages, 30-day trend data, and a list of students below the attendance threshold. The default threshold is 75%, but it can be changed from system settings.</w:t>
+        <w:t>The reporting module lets staff filter attendance by course, section, semester, and date range. It can show course-wise percentages, 30-day trend data, and students below the attendance threshold. The default threshold is 75%, but it can be changed from settings.</w:t>
       </w:r>
     </w:p>
     <w:p>
@@ -2553,7 +4228,7 @@
           <w:b w:val="0"/>
           <w:sz w:val="24"/>
         </w:rPr>
-        <w:t>Testing was performed through manual functional testing in the development environment. The main test areas included login and role redirection, attendance submission, CR scope restriction, student enrollment, announcement targeting, and public student lookup.</w:t>
+        <w:t>I carried out manual functional testing in the development environment. The main areas tested were login and role redirection, attendance submission, CR scope restriction, student enrollment, announcement targeting, and public student lookup.</w:t>
       </w:r>
     </w:p>
     <w:p>
@@ -2566,7 +4241,7 @@
           <w:b w:val="0"/>
           <w:sz w:val="24"/>
         </w:rPr>
-        <w:t>Sample test results showed that the system correctly prevents a CR from marking attendance for another section, blocks teachers from submitting past-date attendance, and calculates attendance percentages based on session records. Seed data for NUBTK courses, routines, and section 8E students helped make the testing process more realistic.</w:t>
+        <w:t>The test results were encouraging. The system correctly blocked a CR from marking attendance for another section, stopped teachers from submitting past-date attendance, and calculated attendance percentages from session records. Seed data for NUBTK courses, routines, and Section 8E students made the testing process much closer to real use.</w:t>
       </w:r>
     </w:p>
     <w:p>
@@ -2579,7 +4254,7 @@
           <w:b w:val="0"/>
           <w:sz w:val="24"/>
         </w:rPr>
-        <w:t>Although formal unit testing and production deployment testing were not fully completed within the field work period, the current implementation is stable enough for controlled academic pilot use. Further testing is recommended before full department-wide adoption.</w:t>
+        <w:t>Formal unit testing and full production deployment were not completed within this field work period. Even so, the current version is stable enough for controlled pilot use. More testing is still needed before department-wide adoption.</w:t>
       </w:r>
     </w:p>
     <w:p>
@@ -2605,7 +4280,7 @@
           <w:b w:val="0"/>
           <w:sz w:val="24"/>
         </w:rPr>
-        <w:t>Several challenges appeared during development. One challenge was designing flexible role permissions that work for both admin and CR users without making the interface confusing. Another challenge was importing large academic datasets from markdown sources into structured database tables.</w:t>
+        <w:t>I faced several challenges during development. Designing role permissions that work for both admin and CR users without confusing the interface took extra time. Importing large academic datasets from markdown sources into structured database tables also required careful checking.</w:t>
       </w:r>
     </w:p>
     <w:p>
@@ -2618,7 +4293,7 @@
           <w:b w:val="0"/>
           <w:sz w:val="24"/>
         </w:rPr>
-        <w:t>Some limitations also remain. The system currently depends on manual attendance marking by staff rather than biometric or RFID integration. Email-based password reset requires external service configuration. Full mobile optimization and offline support were not completed in this phase. In addition, real deployment on production servers with complete user onboarding was outside the immediate scope of this field work.</w:t>
+        <w:t>Some limitations remain. The system still depends on manual attendance marking instead of biometric or RFID integration. Password reset through email needs external service setup. Full mobile optimization and offline support were not finished in this phase. Complete production deployment with full user onboarding was also outside the immediate scope of this field work.</w:t>
       </w:r>
     </w:p>
     <w:p>
@@ -2679,7 +4354,7 @@
           <w:b w:val="0"/>
           <w:sz w:val="24"/>
         </w:rPr>
-        <w:t>This field work successfully resulted in the development of a practical Student Attendance Management System for a university CSE department. The project addressed common problems of manual attendance tracking by providing a centralized, role-based, and web-accessible solution.</w:t>
+        <w:t>This field work resulted in a practical Student Attendance Management System for a university CSE department. The project addressed common problems of manual attendance tracking by providing a centralized, role-based, and web-accessible solution.</w:t>
       </w:r>
     </w:p>
     <w:p>
@@ -2692,7 +4367,7 @@
           <w:b w:val="0"/>
           <w:sz w:val="24"/>
         </w:rPr>
-        <w:t>The implemented system supports attendance marking, student and course management, routine scheduling, announcements, reporting, and public lookup. It is especially suitable for departments that operate with multiple semesters and sections, such as the CSE department at NUBTK. Overall, the project shows that a well-structured digital attendance platform can save time, improve transparency, and support better academic monitoring.</w:t>
+        <w:t>The final system supports attendance marking, student and course management, routine scheduling, announcements, reporting, and public lookup. It is especially suitable for departments with multiple semesters and sections, such as the CSE department at NUBTK. Overall, the work showed me that a well-planned digital attendance platform can save time, improve transparency, and support better academic monitoring.</w:t>
       </w:r>
     </w:p>
     <w:p>
@@ -2718,7 +4393,7 @@
           <w:b w:val="0"/>
           <w:sz w:val="24"/>
         </w:rPr>
-        <w:t>This field work gave me valuable hands-on experience in full-stack web development. I learned how to convert a real institutional problem into software requirements and then into working modules.</w:t>
+        <w:t>This training gave me valuable hands-on experience in full-stack web development. I learned how to turn a real institutional problem into software requirements and then into working modules.</w:t>
       </w:r>
     </w:p>
     <w:p>
@@ -2796,7 +4471,7 @@
           <w:b w:val="0"/>
           <w:sz w:val="24"/>
         </w:rPr>
-        <w:t>• Greater awareness of how software should match actual user workflow in an academic setting.</w:t>
+        <w:t>• A clearer sense of how software should match actual academic workflow.</w:t>
       </w:r>
     </w:p>
     <w:p>
@@ -2822,7 +4497,7 @@
           <w:b w:val="0"/>
           <w:sz w:val="24"/>
         </w:rPr>
-        <w:t>Based on the work completed and the challenges observed, the following recommendations are suggested for future development:</w:t>
+        <w:t>Based on the work completed and the challenges observed, I suggest the following steps for future development:</w:t>
       </w:r>
     </w:p>
     <w:p>
@@ -2835,7 +4510,7 @@
           <w:b w:val="0"/>
           <w:sz w:val="24"/>
         </w:rPr>
-        <w:t>• Deploy the system on production hosting and run a pilot program with selected sections.</w:t>
+        <w:t>• Deploy the system on production hosting and run a pilot with selected sections.</w:t>
       </w:r>
     </w:p>
     <w:p>
@@ -2874,7 +4549,7 @@
           <w:b w:val="0"/>
           <w:sz w:val="24"/>
         </w:rPr>
-        <w:t>• Introduce automated email/SMS alerts for low attendance and important announcements.</w:t>
+        <w:t>• Introduce automated email or SMS alerts for low attendance and important announcements.</w:t>
       </w:r>
     </w:p>
     <w:p>
@@ -2913,7 +4588,7 @@
           <w:b w:val="0"/>
           <w:sz w:val="24"/>
         </w:rPr>
-        <w:t>• Prepare complete user manuals and training sessions for admin and CR accounts.</w:t>
+        <w:t>• Prepare user manuals and short training sessions for admin and CR accounts.</w:t>
       </w:r>
     </w:p>
     <w:p>
